--- a/Document/fuClaw AIoT Agent 技術教學手冊_grok.docx
+++ b/Document/fuClaw AIoT Agent 技術教學手冊_grok.docx
@@ -118,7 +118,7 @@
         </w:rPr>
         <w:t>：</w:t>
       </w:r>
-      <w:hyperlink r:id="rId5" w:tgtFrame="_blank" w:history="1">
+      <w:hyperlink r:id="rId7" w:tgtFrame="_blank" w:history="1">
         <w:r>
           <w:rPr>
             <w:rFonts w:ascii="標楷體" w:eastAsia="標楷體" w:hAnsi="標楷體" w:cs="新細明體"/>
@@ -700,7 +700,7 @@
         </w:numPr>
         <w:spacing w:before="100" w:beforeAutospacing="1" w:after="100" w:afterAutospacing="1"/>
         <w:rPr>
-          <w:rFonts w:ascii="標楷體" w:eastAsia="標楷體" w:hAnsi="標楷體" w:cs="新細明體" w:hint="eastAsia"/>
+          <w:rFonts w:ascii="標楷體" w:eastAsia="標楷體" w:hAnsi="標楷體" w:cs="新細明體"/>
           <w:kern w:val="0"/>
           <w:szCs w:val="24"/>
         </w:rPr>
@@ -1272,7 +1272,7 @@
         <w:widowControl/>
         <w:spacing w:before="100" w:beforeAutospacing="1" w:after="100" w:afterAutospacing="1"/>
         <w:rPr>
-          <w:rFonts w:ascii="標楷體" w:eastAsia="標楷體" w:hAnsi="標楷體" w:cs="新細明體" w:hint="eastAsia"/>
+          <w:rFonts w:ascii="標楷體" w:eastAsia="標楷體" w:hAnsi="標楷體" w:cs="新細明體"/>
           <w:kern w:val="0"/>
           <w:szCs w:val="24"/>
         </w:rPr>
@@ -1695,7 +1695,7 @@
         <w:widowControl/>
         <w:spacing w:before="100" w:beforeAutospacing="1" w:after="100" w:afterAutospacing="1"/>
         <w:rPr>
-          <w:rFonts w:ascii="標楷體" w:eastAsia="標楷體" w:hAnsi="標楷體" w:cs="新細明體" w:hint="eastAsia"/>
+          <w:rFonts w:ascii="標楷體" w:eastAsia="標楷體" w:hAnsi="標楷體" w:cs="新細明體"/>
           <w:kern w:val="0"/>
           <w:szCs w:val="24"/>
         </w:rPr>
@@ -2369,7 +2369,7 @@
     <w:p>
       <w:pPr>
         <w:rPr>
-          <w:rFonts w:ascii="標楷體" w:eastAsia="標楷體" w:hAnsi="標楷體" w:hint="eastAsia"/>
+          <w:rFonts w:ascii="標楷體" w:eastAsia="標楷體" w:hAnsi="標楷體"/>
         </w:rPr>
       </w:pPr>
     </w:p>
@@ -4536,8 +4536,8 @@
       <w:tblGrid>
         <w:gridCol w:w="3096"/>
         <w:gridCol w:w="1435"/>
-        <w:gridCol w:w="5387"/>
-        <w:gridCol w:w="1843"/>
+        <w:gridCol w:w="6521"/>
+        <w:gridCol w:w="1984"/>
       </w:tblGrid>
       <w:tr>
         <w:tc>
@@ -4590,7 +4590,7 @@
         </w:tc>
         <w:tc>
           <w:tcPr>
-            <w:tcW w:w="5387" w:type="dxa"/>
+            <w:tcW w:w="6521" w:type="dxa"/>
             <w:hideMark/>
           </w:tcPr>
           <w:p>
@@ -4614,7 +4614,7 @@
         </w:tc>
         <w:tc>
           <w:tcPr>
-            <w:tcW w:w="1843" w:type="dxa"/>
+            <w:tcW w:w="1984" w:type="dxa"/>
             <w:hideMark/>
           </w:tcPr>
           <w:p>
@@ -4680,7 +4680,7 @@
         </w:tc>
         <w:tc>
           <w:tcPr>
-            <w:tcW w:w="5387" w:type="dxa"/>
+            <w:tcW w:w="6521" w:type="dxa"/>
             <w:hideMark/>
           </w:tcPr>
           <w:p>
@@ -4693,7 +4693,19 @@
               <w:rPr>
                 <w:rFonts w:ascii="標楷體" w:eastAsia="標楷體" w:hAnsi="標楷體"/>
               </w:rPr>
-              <w:t>系統環境變數（WiFi、MQTT、Gemini 金</w:t>
+              <w:t>系統環境變數（</w:t>
+            </w:r>
+            <w:r>
+              <w:rPr>
+                <w:rFonts w:ascii="標楷體" w:eastAsia="標楷體" w:hAnsi="標楷體" w:hint="eastAsia"/>
+              </w:rPr>
+              <w:t>裝置名稱、</w:t>
+            </w:r>
+            <w:r>
+              <w:rPr>
+                <w:rFonts w:ascii="標楷體" w:eastAsia="標楷體" w:hAnsi="標楷體"/>
+              </w:rPr>
+              <w:t>WiFi、MQTT、Gemini 金</w:t>
             </w:r>
             <w:proofErr w:type="gramStart"/>
             <w:r>
@@ -4713,7 +4725,7 @@
         </w:tc>
         <w:tc>
           <w:tcPr>
-            <w:tcW w:w="1843" w:type="dxa"/>
+            <w:tcW w:w="1984" w:type="dxa"/>
             <w:hideMark/>
           </w:tcPr>
           <w:p>
@@ -4772,7 +4784,7 @@
         </w:tc>
         <w:tc>
           <w:tcPr>
-            <w:tcW w:w="5387" w:type="dxa"/>
+            <w:tcW w:w="6521" w:type="dxa"/>
             <w:hideMark/>
           </w:tcPr>
           <w:p>
@@ -4791,7 +4803,7 @@
         </w:tc>
         <w:tc>
           <w:tcPr>
-            <w:tcW w:w="1843" w:type="dxa"/>
+            <w:tcW w:w="1984" w:type="dxa"/>
             <w:hideMark/>
           </w:tcPr>
           <w:p>
@@ -4850,7 +4862,7 @@
         </w:tc>
         <w:tc>
           <w:tcPr>
-            <w:tcW w:w="5387" w:type="dxa"/>
+            <w:tcW w:w="6521" w:type="dxa"/>
             <w:hideMark/>
           </w:tcPr>
           <w:p>
@@ -4869,7 +4881,7 @@
         </w:tc>
         <w:tc>
           <w:tcPr>
-            <w:tcW w:w="1843" w:type="dxa"/>
+            <w:tcW w:w="1984" w:type="dxa"/>
             <w:hideMark/>
           </w:tcPr>
           <w:p>
@@ -4928,7 +4940,7 @@
         </w:tc>
         <w:tc>
           <w:tcPr>
-            <w:tcW w:w="5387" w:type="dxa"/>
+            <w:tcW w:w="6521" w:type="dxa"/>
             <w:hideMark/>
           </w:tcPr>
           <w:p>
@@ -4947,7 +4959,7 @@
         </w:tc>
         <w:tc>
           <w:tcPr>
-            <w:tcW w:w="1843" w:type="dxa"/>
+            <w:tcW w:w="1984" w:type="dxa"/>
             <w:hideMark/>
           </w:tcPr>
           <w:p>
@@ -5006,7 +5018,7 @@
         </w:tc>
         <w:tc>
           <w:tcPr>
-            <w:tcW w:w="5387" w:type="dxa"/>
+            <w:tcW w:w="6521" w:type="dxa"/>
             <w:hideMark/>
           </w:tcPr>
           <w:p>
@@ -5025,7 +5037,7 @@
         </w:tc>
         <w:tc>
           <w:tcPr>
-            <w:tcW w:w="1843" w:type="dxa"/>
+            <w:tcW w:w="1984" w:type="dxa"/>
             <w:hideMark/>
           </w:tcPr>
           <w:p>
@@ -5086,7 +5098,7 @@
         </w:tc>
         <w:tc>
           <w:tcPr>
-            <w:tcW w:w="5387" w:type="dxa"/>
+            <w:tcW w:w="6521" w:type="dxa"/>
             <w:hideMark/>
           </w:tcPr>
           <w:p>
@@ -5105,7 +5117,7 @@
         </w:tc>
         <w:tc>
           <w:tcPr>
-            <w:tcW w:w="1843" w:type="dxa"/>
+            <w:tcW w:w="1984" w:type="dxa"/>
             <w:hideMark/>
           </w:tcPr>
           <w:p>
@@ -5164,7 +5176,7 @@
         </w:tc>
         <w:tc>
           <w:tcPr>
-            <w:tcW w:w="5387" w:type="dxa"/>
+            <w:tcW w:w="6521" w:type="dxa"/>
             <w:hideMark/>
           </w:tcPr>
           <w:p>
@@ -5183,7 +5195,7 @@
         </w:tc>
         <w:tc>
           <w:tcPr>
-            <w:tcW w:w="1843" w:type="dxa"/>
+            <w:tcW w:w="1984" w:type="dxa"/>
             <w:hideMark/>
           </w:tcPr>
           <w:p>
@@ -5300,12 +5312,44 @@
           <w:rFonts w:ascii="標楷體" w:eastAsia="標楷體" w:hAnsi="標楷體"/>
           <w:color w:val="DC3EB7"/>
         </w:rPr>
-        <w:t xml:space="preserve">  "wifi_ssid"</w:t>
+        <w:t xml:space="preserve">  "</w:t>
       </w:r>
       <w:r>
         <w:rPr>
           <w:rStyle w:val="HTML1"/>
           <w:rFonts w:ascii="標楷體" w:eastAsia="標楷體" w:hAnsi="標楷體"/>
+          <w:color w:val="DC3EB7"/>
+        </w:rPr>
+        <w:t>device</w:t>
+      </w:r>
+      <w:r>
+        <w:rPr>
+          <w:rStyle w:val="HTML1"/>
+          <w:rFonts w:ascii="標楷體" w:eastAsia="標楷體" w:hAnsi="標楷體"/>
+          <w:color w:val="DC3EB7"/>
+        </w:rPr>
+        <w:t>_</w:t>
+      </w:r>
+      <w:r>
+        <w:rPr>
+          <w:rStyle w:val="HTML1"/>
+          <w:rFonts w:ascii="標楷體" w:eastAsia="標楷體" w:hAnsi="標楷體"/>
+          <w:color w:val="DC3EB7"/>
+        </w:rPr>
+        <w:t>anme</w:t>
+      </w:r>
+      <w:r>
+        <w:rPr>
+          <w:rStyle w:val="HTML1"/>
+          <w:rFonts w:ascii="標楷體" w:eastAsia="標楷體" w:hAnsi="標楷體"/>
+          <w:color w:val="DC3EB7"/>
+        </w:rPr>
+        <w:t>"</w:t>
+      </w:r>
+      <w:r>
+        <w:rPr>
+          <w:rStyle w:val="HTML1"/>
+          <w:rFonts w:ascii="標楷體" w:eastAsia="標楷體" w:hAnsi="標楷體"/>
           <w:color w:val="002339"/>
         </w:rPr>
         <w:t xml:space="preserve">: </w:t>
@@ -5316,7 +5360,23 @@
           <w:rFonts w:ascii="標楷體" w:eastAsia="標楷體" w:hAnsi="標楷體"/>
           <w:color w:val="00820F"/>
         </w:rPr>
-        <w:t>"你的WiFi名稱"</w:t>
+        <w:t>"你的</w:t>
+      </w:r>
+      <w:r>
+        <w:rPr>
+          <w:rStyle w:val="HTML1"/>
+          <w:rFonts w:ascii="標楷體" w:eastAsia="標楷體" w:hAnsi="標楷體" w:hint="eastAsia"/>
+          <w:color w:val="00820F"/>
+        </w:rPr>
+        <w:t>裝置</w:t>
+      </w:r>
+      <w:r>
+        <w:rPr>
+          <w:rStyle w:val="HTML1"/>
+          <w:rFonts w:ascii="標楷體" w:eastAsia="標楷體" w:hAnsi="標楷體"/>
+          <w:color w:val="00820F"/>
+        </w:rPr>
+        <w:t>名稱"</w:t>
       </w:r>
       <w:r>
         <w:rPr>
@@ -5344,7 +5404,7 @@
           <w:rFonts w:ascii="標楷體" w:eastAsia="標楷體" w:hAnsi="標楷體"/>
           <w:color w:val="DC3EB7"/>
         </w:rPr>
-        <w:t xml:space="preserve">  "wifi_pass"</w:t>
+        <w:t xml:space="preserve">  "wifi_ssid"</w:t>
       </w:r>
       <w:r>
         <w:rPr>
@@ -5360,7 +5420,7 @@
           <w:rFonts w:ascii="標楷體" w:eastAsia="標楷體" w:hAnsi="標楷體"/>
           <w:color w:val="00820F"/>
         </w:rPr>
-        <w:t>"你的WiFi密碼"</w:t>
+        <w:t>"你的WiFi名稱"</w:t>
       </w:r>
       <w:r>
         <w:rPr>
@@ -5388,7 +5448,7 @@
           <w:rFonts w:ascii="標楷體" w:eastAsia="標楷體" w:hAnsi="標楷體"/>
           <w:color w:val="DC3EB7"/>
         </w:rPr>
-        <w:t xml:space="preserve">  "mqtt_server"</w:t>
+        <w:t xml:space="preserve">  "wifi_pass"</w:t>
       </w:r>
       <w:r>
         <w:rPr>
@@ -5404,7 +5464,7 @@
           <w:rFonts w:ascii="標楷體" w:eastAsia="標楷體" w:hAnsi="標楷體"/>
           <w:color w:val="00820F"/>
         </w:rPr>
-        <w:t>"mqttgo.io"</w:t>
+        <w:t>"你的WiFi密碼"</w:t>
       </w:r>
       <w:r>
         <w:rPr>
@@ -5432,7 +5492,7 @@
           <w:rFonts w:ascii="標楷體" w:eastAsia="標楷體" w:hAnsi="標楷體"/>
           <w:color w:val="DC3EB7"/>
         </w:rPr>
-        <w:t xml:space="preserve">  "mqtt_port"</w:t>
+        <w:t xml:space="preserve">  "mqtt_server"</w:t>
       </w:r>
       <w:r>
         <w:rPr>
@@ -5446,9 +5506,9 @@
         <w:rPr>
           <w:rStyle w:val="HTML1"/>
           <w:rFonts w:ascii="標楷體" w:eastAsia="標楷體" w:hAnsi="標楷體"/>
-          <w:color w:val="174781"/>
-        </w:rPr>
-        <w:t>1883</w:t>
+          <w:color w:val="00820F"/>
+        </w:rPr>
+        <w:t>"mqttgo.io"</w:t>
       </w:r>
       <w:r>
         <w:rPr>
@@ -5476,7 +5536,7 @@
           <w:rFonts w:ascii="標楷體" w:eastAsia="標楷體" w:hAnsi="標楷體"/>
           <w:color w:val="DC3EB7"/>
         </w:rPr>
-        <w:t xml:space="preserve">  "mqtt_user"</w:t>
+        <w:t xml:space="preserve">  "mqtt_port"</w:t>
       </w:r>
       <w:r>
         <w:rPr>
@@ -5490,9 +5550,9 @@
         <w:rPr>
           <w:rStyle w:val="HTML1"/>
           <w:rFonts w:ascii="標楷體" w:eastAsia="標楷體" w:hAnsi="標楷體"/>
-          <w:color w:val="00820F"/>
-        </w:rPr>
-        <w:t>""</w:t>
+          <w:color w:val="174781"/>
+        </w:rPr>
+        <w:t>1883</w:t>
       </w:r>
       <w:r>
         <w:rPr>
@@ -5520,7 +5580,7 @@
           <w:rFonts w:ascii="標楷體" w:eastAsia="標楷體" w:hAnsi="標楷體"/>
           <w:color w:val="DC3EB7"/>
         </w:rPr>
-        <w:t xml:space="preserve">  "mqtt_password"</w:t>
+        <w:t xml:space="preserve">  "mqtt_user"</w:t>
       </w:r>
       <w:r>
         <w:rPr>
@@ -5564,7 +5624,7 @@
           <w:rFonts w:ascii="標楷體" w:eastAsia="標楷體" w:hAnsi="標楷體"/>
           <w:color w:val="DC3EB7"/>
         </w:rPr>
-        <w:t xml:space="preserve">  "mqtt_subscribeTextTopic"</w:t>
+        <w:t xml:space="preserve">  "mqtt_password"</w:t>
       </w:r>
       <w:r>
         <w:rPr>
@@ -5580,7 +5640,7 @@
           <w:rFonts w:ascii="標楷體" w:eastAsia="標楷體" w:hAnsi="標楷體"/>
           <w:color w:val="00820F"/>
         </w:rPr>
-        <w:t>"fuclaw/subscribe"</w:t>
+        <w:t>""</w:t>
       </w:r>
       <w:r>
         <w:rPr>
@@ -5608,7 +5668,7 @@
           <w:rFonts w:ascii="標楷體" w:eastAsia="標楷體" w:hAnsi="標楷體"/>
           <w:color w:val="DC3EB7"/>
         </w:rPr>
-        <w:t xml:space="preserve">  "gemini_apikey"</w:t>
+        <w:t xml:space="preserve">  "mqtt_subscribeTextTopic"</w:t>
       </w:r>
       <w:r>
         <w:rPr>
@@ -5624,7 +5684,7 @@
           <w:rFonts w:ascii="標楷體" w:eastAsia="標楷體" w:hAnsi="標楷體"/>
           <w:color w:val="00820F"/>
         </w:rPr>
-        <w:t>"AIzaSyxxxxxxxxxxxxxxxx"</w:t>
+        <w:t>"fuclaw/subscribe"</w:t>
       </w:r>
       <w:r>
         <w:rPr>
@@ -5652,7 +5712,7 @@
           <w:rFonts w:ascii="標楷體" w:eastAsia="標楷體" w:hAnsi="標楷體"/>
           <w:color w:val="DC3EB7"/>
         </w:rPr>
-        <w:t xml:space="preserve">  "gemini_model"</w:t>
+        <w:t xml:space="preserve">  "gemini_apikey"</w:t>
       </w:r>
       <w:r>
         <w:rPr>
@@ -5668,7 +5728,7 @@
           <w:rFonts w:ascii="標楷體" w:eastAsia="標楷體" w:hAnsi="標楷體"/>
           <w:color w:val="00820F"/>
         </w:rPr>
-        <w:t>"gemini-3-flash-preview"</w:t>
+        <w:t>"AIzaSyxxxxxxxxxxxxxxxx"</w:t>
       </w:r>
       <w:r>
         <w:rPr>
@@ -5696,7 +5756,7 @@
           <w:rFonts w:ascii="標楷體" w:eastAsia="標楷體" w:hAnsi="標楷體"/>
           <w:color w:val="DC3EB7"/>
         </w:rPr>
-        <w:t xml:space="preserve">  "schedule_timeout"</w:t>
+        <w:t xml:space="preserve">  "gemini_model"</w:t>
       </w:r>
       <w:r>
         <w:rPr>
@@ -5710,9 +5770,9 @@
         <w:rPr>
           <w:rStyle w:val="HTML1"/>
           <w:rFonts w:ascii="標楷體" w:eastAsia="標楷體" w:hAnsi="標楷體"/>
-          <w:color w:val="174781"/>
-        </w:rPr>
-        <w:t>10</w:t>
+          <w:color w:val="00820F"/>
+        </w:rPr>
+        <w:t>"gemini-3-flash-preview"</w:t>
       </w:r>
       <w:r>
         <w:rPr>
@@ -5740,7 +5800,7 @@
           <w:rFonts w:ascii="標楷體" w:eastAsia="標楷體" w:hAnsi="標楷體"/>
           <w:color w:val="DC3EB7"/>
         </w:rPr>
-        <w:t xml:space="preserve">  "timezone"</w:t>
+        <w:t xml:space="preserve">  "schedule_timeout"</w:t>
       </w:r>
       <w:r>
         <w:rPr>
@@ -5754,9 +5814,41 @@
         <w:rPr>
           <w:rStyle w:val="HTML1"/>
           <w:rFonts w:ascii="標楷體" w:eastAsia="標楷體" w:hAnsi="標楷體"/>
-          <w:color w:val="00820F"/>
-        </w:rPr>
-        <w:t>"Asia/Taipei"</w:t>
+          <w:color w:val="174781"/>
+        </w:rPr>
+        <w:t>10</w:t>
+      </w:r>
+      <w:r>
+        <w:rPr>
+          <w:rStyle w:val="HTML1"/>
+          <w:rFonts w:ascii="標楷體" w:eastAsia="標楷體" w:hAnsi="標楷體"/>
+          <w:color w:val="002339"/>
+        </w:rPr>
+        <w:t>,</w:t>
+      </w:r>
+      <w:r>
+        <w:rPr>
+          <w:rStyle w:val="HTML1"/>
+          <w:rFonts w:ascii="標楷體" w:eastAsia="標楷體" w:hAnsi="標楷體" w:hint="eastAsia"/>
+          <w:color w:val="002339"/>
+        </w:rPr>
+        <w:t xml:space="preserve">    /</w:t>
+      </w:r>
+      <w:r>
+        <w:rPr>
+          <w:rStyle w:val="HTML1"/>
+          <w:rFonts w:ascii="標楷體" w:eastAsia="標楷體" w:hAnsi="標楷體"/>
+          <w:color w:val="002339"/>
+        </w:rPr>
+        <w:t>/</w:t>
+      </w:r>
+      <w:r>
+        <w:rPr>
+          <w:rStyle w:val="HTML1"/>
+          <w:rFonts w:ascii="標楷體" w:eastAsia="標楷體" w:hAnsi="標楷體" w:hint="eastAsia"/>
+          <w:color w:val="002339"/>
+        </w:rPr>
+        <w:t>分鐘</w:t>
       </w:r>
     </w:p>
     <w:p>
@@ -5765,6 +5857,7 @@
         <w:shd w:val="clear" w:color="auto" w:fill="FFFFFF"/>
         <w:spacing w:line="360" w:lineRule="atLeast"/>
         <w:rPr>
+          <w:rStyle w:val="HTML1"/>
           <w:rFonts w:ascii="標楷體" w:eastAsia="標楷體" w:hAnsi="標楷體"/>
           <w:color w:val="002339"/>
         </w:rPr>
@@ -5773,107 +5866,25 @@
         <w:rPr>
           <w:rStyle w:val="HTML1"/>
           <w:rFonts w:ascii="標楷體" w:eastAsia="標楷體" w:hAnsi="標楷體"/>
+          <w:color w:val="DC3EB7"/>
+        </w:rPr>
+        <w:t xml:space="preserve">  "timezone"</w:t>
+      </w:r>
+      <w:r>
+        <w:rPr>
+          <w:rStyle w:val="HTML1"/>
+          <w:rFonts w:ascii="標楷體" w:eastAsia="標楷體" w:hAnsi="標楷體"/>
           <w:color w:val="002339"/>
         </w:rPr>
-        <w:t>}</w:t>
-      </w:r>
-    </w:p>
-    <w:p>
-      <w:pPr>
-        <w:pStyle w:val="Web"/>
-        <w:rPr>
-          <w:rFonts w:ascii="標楷體" w:eastAsia="標楷體" w:hAnsi="標楷體"/>
-        </w:rPr>
-      </w:pPr>
-      <w:r>
-        <w:rPr>
-          <w:rFonts w:ascii="標楷體" w:eastAsia="標楷體" w:hAnsi="標楷體"/>
-        </w:rPr>
-        <w:t>系統在 setup() 中透過 setEnvironmentSettings() 解析並套用這些設定。</w:t>
-      </w:r>
-    </w:p>
-    <w:p>
-      <w:pPr>
-        <w:pStyle w:val="Web"/>
-        <w:rPr>
-          <w:rFonts w:ascii="標楷體" w:eastAsia="標楷體" w:hAnsi="標楷體"/>
-        </w:rPr>
-      </w:pPr>
-    </w:p>
-    <w:p>
-      <w:pPr>
-        <w:pStyle w:val="5"/>
-        <w:ind w:left="480"/>
-        <w:rPr>
-          <w:rFonts w:ascii="標楷體" w:eastAsia="標楷體" w:hAnsi="標楷體"/>
-          <w:sz w:val="28"/>
-        </w:rPr>
-      </w:pPr>
-      <w:r>
-        <w:rPr>
-          <w:rFonts w:ascii="標楷體" w:eastAsia="標楷體" w:hAnsi="標楷體"/>
-          <w:sz w:val="28"/>
-        </w:rPr>
-        <w:t xml:space="preserve">3.2.2 soul.md </w:t>
-      </w:r>
-      <w:proofErr w:type="gramStart"/>
-      <w:r>
-        <w:rPr>
-          <w:rFonts w:ascii="標楷體" w:eastAsia="標楷體" w:hAnsi="標楷體"/>
-          <w:sz w:val="28"/>
-        </w:rPr>
-        <w:t>—</w:t>
-      </w:r>
-      <w:proofErr w:type="gramEnd"/>
-      <w:r>
-        <w:rPr>
-          <w:rFonts w:ascii="標楷體" w:eastAsia="標楷體" w:hAnsi="標楷體"/>
-          <w:sz w:val="28"/>
-        </w:rPr>
-        <w:t>— Agent 人格定義</w:t>
-      </w:r>
-    </w:p>
-    <w:p>
-      <w:pPr>
-        <w:pStyle w:val="Web"/>
-        <w:rPr>
-          <w:rFonts w:ascii="標楷體" w:eastAsia="標楷體" w:hAnsi="標楷體"/>
-        </w:rPr>
-      </w:pPr>
-      <w:r>
-        <w:rPr>
-          <w:rFonts w:ascii="標楷體" w:eastAsia="標楷體" w:hAnsi="標楷體"/>
-        </w:rPr>
-        <w:t>這是影響 Agent 語氣、決策風格與角色設定的核心檔案。內容會直接覆蓋程式碼中的 geminiRole 變數。</w:t>
-      </w:r>
-    </w:p>
-    <w:p>
-      <w:pPr>
-        <w:pStyle w:val="Web"/>
-        <w:rPr>
-          <w:rFonts w:ascii="標楷體" w:eastAsia="標楷體" w:hAnsi="標楷體"/>
-        </w:rPr>
-      </w:pPr>
-      <w:r>
-        <w:rPr>
-          <w:rStyle w:val="a3"/>
-          <w:rFonts w:ascii="標楷體" w:eastAsia="標楷體" w:hAnsi="標楷體"/>
-        </w:rPr>
-        <w:lastRenderedPageBreak/>
-        <w:t>範例 1：親切家庭助理</w:t>
-      </w:r>
-    </w:p>
-    <w:p>
-      <w:pPr>
-        <w:rPr>
-          <w:rFonts w:ascii="標楷體" w:eastAsia="標楷體" w:hAnsi="標楷體"/>
-        </w:rPr>
-      </w:pPr>
-      <w:r>
-        <w:rPr>
-          <w:rFonts w:ascii="標楷體" w:eastAsia="標楷體" w:hAnsi="標楷體"/>
-        </w:rPr>
-        <w:t>Markdown</w:t>
+        <w:t xml:space="preserve">: </w:t>
+      </w:r>
+      <w:r>
+        <w:rPr>
+          <w:rStyle w:val="HTML1"/>
+          <w:rFonts w:ascii="標楷體" w:eastAsia="標楷體" w:hAnsi="標楷體"/>
+          <w:color w:val="00820F"/>
+        </w:rPr>
+        <w:t>"Asia/Taipei"</w:t>
       </w:r>
     </w:p>
     <w:p>
@@ -5890,9 +5901,9 @@
         <w:rPr>
           <w:rStyle w:val="HTML1"/>
           <w:rFonts w:ascii="標楷體" w:eastAsia="標楷體" w:hAnsi="標楷體"/>
-          <w:color w:val="110000"/>
-        </w:rPr>
-        <w:t>你是一個溫暖、細心且活潑的家庭助理。使用繁體中文回答，語氣輕鬆親切，適時加入鼓勵的話語。遇到硬體控制請求時，務必先確認使用者意願。</w:t>
+          <w:color w:val="002339"/>
+        </w:rPr>
+        <w:t>}</w:t>
       </w:r>
     </w:p>
     <w:p>
@@ -5904,10 +5915,80 @@
       </w:pPr>
       <w:r>
         <w:rPr>
+          <w:rFonts w:ascii="標楷體" w:eastAsia="標楷體" w:hAnsi="標楷體"/>
+        </w:rPr>
+        <w:t>系統在 setup() 中透過 setEnvironmentSettings() 解析並套用這些設定。</w:t>
+      </w:r>
+    </w:p>
+    <w:p>
+      <w:pPr>
+        <w:pStyle w:val="Web"/>
+        <w:rPr>
+          <w:rFonts w:ascii="標楷體" w:eastAsia="標楷體" w:hAnsi="標楷體"/>
+        </w:rPr>
+      </w:pPr>
+    </w:p>
+    <w:p>
+      <w:pPr>
+        <w:pStyle w:val="5"/>
+        <w:ind w:left="480"/>
+        <w:rPr>
+          <w:rFonts w:ascii="標楷體" w:eastAsia="標楷體" w:hAnsi="標楷體"/>
+          <w:sz w:val="28"/>
+        </w:rPr>
+      </w:pPr>
+      <w:r>
+        <w:rPr>
+          <w:rFonts w:ascii="標楷體" w:eastAsia="標楷體" w:hAnsi="標楷體"/>
+          <w:sz w:val="28"/>
+        </w:rPr>
+        <w:lastRenderedPageBreak/>
+        <w:t xml:space="preserve">3.2.2 soul.md </w:t>
+      </w:r>
+      <w:proofErr w:type="gramStart"/>
+      <w:r>
+        <w:rPr>
+          <w:rFonts w:ascii="標楷體" w:eastAsia="標楷體" w:hAnsi="標楷體"/>
+          <w:sz w:val="28"/>
+        </w:rPr>
+        <w:t>—</w:t>
+      </w:r>
+      <w:proofErr w:type="gramEnd"/>
+      <w:r>
+        <w:rPr>
+          <w:rFonts w:ascii="標楷體" w:eastAsia="標楷體" w:hAnsi="標楷體"/>
+          <w:sz w:val="28"/>
+        </w:rPr>
+        <w:t>— Agent 人格定義</w:t>
+      </w:r>
+    </w:p>
+    <w:p>
+      <w:pPr>
+        <w:pStyle w:val="Web"/>
+        <w:rPr>
+          <w:rFonts w:ascii="標楷體" w:eastAsia="標楷體" w:hAnsi="標楷體"/>
+        </w:rPr>
+      </w:pPr>
+      <w:r>
+        <w:rPr>
+          <w:rFonts w:ascii="標楷體" w:eastAsia="標楷體" w:hAnsi="標楷體"/>
+        </w:rPr>
+        <w:t>這是影響 Agent 語氣、決策風格與角色設定的核心檔案。內容會直接覆蓋程式碼中的 geminiRole 變數。</w:t>
+      </w:r>
+    </w:p>
+    <w:p>
+      <w:pPr>
+        <w:pStyle w:val="Web"/>
+        <w:rPr>
+          <w:rFonts w:ascii="標楷體" w:eastAsia="標楷體" w:hAnsi="標楷體"/>
+        </w:rPr>
+      </w:pPr>
+      <w:r>
+        <w:rPr>
           <w:rStyle w:val="a3"/>
           <w:rFonts w:ascii="標楷體" w:eastAsia="標楷體" w:hAnsi="標楷體"/>
         </w:rPr>
-        <w:t>範例 2：嚴謹科學實驗助理</w:t>
+        <w:t>範例 1：親切家庭助理</w:t>
       </w:r>
     </w:p>
     <w:p>
@@ -5929,18 +6010,45 @@
         <w:shd w:val="clear" w:color="auto" w:fill="FFFFFF"/>
         <w:spacing w:line="360" w:lineRule="atLeast"/>
         <w:rPr>
+          <w:rFonts w:ascii="標楷體" w:eastAsia="標楷體" w:hAnsi="標楷體"/>
+          <w:color w:val="002339"/>
+        </w:rPr>
+      </w:pPr>
+      <w:r>
+        <w:rPr>
           <w:rStyle w:val="HTML1"/>
           <w:rFonts w:ascii="標楷體" w:eastAsia="標楷體" w:hAnsi="標楷體"/>
           <w:color w:val="110000"/>
         </w:rPr>
-      </w:pPr>
-      <w:r>
-        <w:rPr>
-          <w:rStyle w:val="HTML1"/>
-          <w:rFonts w:ascii="標楷體" w:eastAsia="標楷體" w:hAnsi="標楷體"/>
-          <w:color w:val="110000"/>
-        </w:rPr>
-        <w:t>你是一位嚴謹的科學實驗助理。回答時必須使用客觀語言、引用數據，並在任何硬體操作前提醒安全注意事項。</w:t>
+        <w:t>你是一個溫暖、細心且活潑的家庭助理。使用繁體中文回答，語氣輕鬆親切，適時加入鼓勵的話語。遇到硬體控制請求時，務必先確認使用者意願。</w:t>
+      </w:r>
+    </w:p>
+    <w:p>
+      <w:pPr>
+        <w:pStyle w:val="Web"/>
+        <w:rPr>
+          <w:rFonts w:ascii="標楷體" w:eastAsia="標楷體" w:hAnsi="標楷體"/>
+        </w:rPr>
+      </w:pPr>
+      <w:r>
+        <w:rPr>
+          <w:rStyle w:val="a3"/>
+          <w:rFonts w:ascii="標楷體" w:eastAsia="標楷體" w:hAnsi="標楷體"/>
+        </w:rPr>
+        <w:t>範例 2：嚴謹科學實驗助理</w:t>
+      </w:r>
+    </w:p>
+    <w:p>
+      <w:pPr>
+        <w:rPr>
+          <w:rFonts w:ascii="標楷體" w:eastAsia="標楷體" w:hAnsi="標楷體"/>
+        </w:rPr>
+      </w:pPr>
+      <w:r>
+        <w:rPr>
+          <w:rFonts w:ascii="標楷體" w:eastAsia="標楷體" w:hAnsi="標楷體"/>
+        </w:rPr>
+        <w:t>Markdown</w:t>
       </w:r>
     </w:p>
     <w:p>
@@ -5949,106 +6057,18 @@
         <w:shd w:val="clear" w:color="auto" w:fill="FFFFFF"/>
         <w:spacing w:line="360" w:lineRule="atLeast"/>
         <w:rPr>
-          <w:rFonts w:ascii="標楷體" w:eastAsia="標楷體" w:hAnsi="標楷體"/>
-          <w:color w:val="002339"/>
-        </w:rPr>
-      </w:pPr>
-    </w:p>
-    <w:p>
-      <w:pPr>
-        <w:pStyle w:val="5"/>
-        <w:ind w:left="480"/>
-        <w:rPr>
-          <w:rFonts w:ascii="標楷體" w:eastAsia="標楷體" w:hAnsi="標楷體"/>
-          <w:sz w:val="28"/>
-        </w:rPr>
-      </w:pPr>
-      <w:r>
-        <w:rPr>
-          <w:rFonts w:ascii="標楷體" w:eastAsia="標楷體" w:hAnsi="標楷體"/>
-          <w:sz w:val="28"/>
-        </w:rPr>
-        <w:t xml:space="preserve">3.2.3 device.md </w:t>
-      </w:r>
-      <w:proofErr w:type="gramStart"/>
-      <w:r>
-        <w:rPr>
-          <w:rFonts w:ascii="標楷體" w:eastAsia="標楷體" w:hAnsi="標楷體"/>
-          <w:sz w:val="28"/>
-        </w:rPr>
-        <w:t>—</w:t>
-      </w:r>
-      <w:proofErr w:type="gramEnd"/>
-      <w:r>
-        <w:rPr>
-          <w:rFonts w:ascii="標楷體" w:eastAsia="標楷體" w:hAnsi="標楷體"/>
-          <w:sz w:val="28"/>
-        </w:rPr>
-        <w:t>— 硬體映射與</w:t>
-      </w:r>
-      <w:proofErr w:type="gramStart"/>
-      <w:r>
-        <w:rPr>
-          <w:rFonts w:ascii="標楷體" w:eastAsia="標楷體" w:hAnsi="標楷體"/>
-          <w:sz w:val="28"/>
-        </w:rPr>
-        <w:t>安全</w:t>
-      </w:r>
-      <w:proofErr w:type="gramEnd"/>
-      <w:r>
-        <w:rPr>
-          <w:rFonts w:ascii="標楷體" w:eastAsia="標楷體" w:hAnsi="標楷體"/>
-          <w:sz w:val="28"/>
-        </w:rPr>
-        <w:t>白名單</w:t>
-      </w:r>
-    </w:p>
-    <w:p>
-      <w:pPr>
-        <w:pStyle w:val="Web"/>
-        <w:rPr>
-          <w:rFonts w:ascii="標楷體" w:eastAsia="標楷體" w:hAnsi="標楷體"/>
-        </w:rPr>
-      </w:pPr>
-      <w:r>
-        <w:rPr>
-          <w:rFonts w:ascii="標楷體" w:eastAsia="標楷體" w:hAnsi="標楷體"/>
-        </w:rPr>
-        <w:t>這是 fuClaw 安全機制的核心檔案。只有在此檔案中明確定義的裝置才能被控制。</w:t>
-      </w:r>
-    </w:p>
-    <w:p>
-      <w:pPr>
-        <w:pStyle w:val="Web"/>
-        <w:rPr>
-          <w:rFonts w:ascii="標楷體" w:eastAsia="標楷體" w:hAnsi="標楷體"/>
-        </w:rPr>
-      </w:pPr>
-      <w:r>
-        <w:rPr>
-          <w:rStyle w:val="a3"/>
-          <w:rFonts w:ascii="標楷體" w:eastAsia="標楷體" w:hAnsi="標楷體"/>
-        </w:rPr>
-        <w:t>範例內容</w:t>
-      </w:r>
-      <w:r>
-        <w:rPr>
-          <w:rFonts w:ascii="標楷體" w:eastAsia="標楷體" w:hAnsi="標楷體"/>
-        </w:rPr>
-        <w:t>：</w:t>
-      </w:r>
-    </w:p>
-    <w:p>
-      <w:pPr>
-        <w:rPr>
-          <w:rFonts w:ascii="標楷體" w:eastAsia="標楷體" w:hAnsi="標楷體"/>
-        </w:rPr>
-      </w:pPr>
-      <w:r>
-        <w:rPr>
-          <w:rFonts w:ascii="標楷體" w:eastAsia="標楷體" w:hAnsi="標楷體"/>
-        </w:rPr>
-        <w:t>Markdown</w:t>
+          <w:rStyle w:val="HTML1"/>
+          <w:rFonts w:ascii="標楷體" w:eastAsia="標楷體" w:hAnsi="標楷體"/>
+          <w:color w:val="110000"/>
+        </w:rPr>
+      </w:pPr>
+      <w:r>
+        <w:rPr>
+          <w:rStyle w:val="HTML1"/>
+          <w:rFonts w:ascii="標楷體" w:eastAsia="標楷體" w:hAnsi="標楷體"/>
+          <w:color w:val="110000"/>
+        </w:rPr>
+        <w:t>你是一位嚴謹的科學實驗助理。回答時必須使用客觀語言、引用數據，並在任何硬體操作前提醒安全注意事項。</w:t>
       </w:r>
     </w:p>
     <w:p>
@@ -6057,18 +6077,106 @@
         <w:shd w:val="clear" w:color="auto" w:fill="FFFFFF"/>
         <w:spacing w:line="360" w:lineRule="atLeast"/>
         <w:rPr>
-          <w:rStyle w:val="HTML1"/>
           <w:rFonts w:ascii="標楷體" w:eastAsia="標楷體" w:hAnsi="標楷體"/>
           <w:color w:val="002339"/>
         </w:rPr>
       </w:pPr>
-      <w:r>
-        <w:rPr>
-          <w:rStyle w:val="HTML1"/>
-          <w:rFonts w:ascii="標楷體" w:eastAsia="標楷體" w:hAnsi="標楷體"/>
-          <w:color w:val="110000"/>
-        </w:rPr>
-        <w:t>==================================================</w:t>
+    </w:p>
+    <w:p>
+      <w:pPr>
+        <w:pStyle w:val="5"/>
+        <w:ind w:left="480"/>
+        <w:rPr>
+          <w:rFonts w:ascii="標楷體" w:eastAsia="標楷體" w:hAnsi="標楷體"/>
+          <w:sz w:val="28"/>
+        </w:rPr>
+      </w:pPr>
+      <w:r>
+        <w:rPr>
+          <w:rFonts w:ascii="標楷體" w:eastAsia="標楷體" w:hAnsi="標楷體"/>
+          <w:sz w:val="28"/>
+        </w:rPr>
+        <w:t xml:space="preserve">3.2.3 device.md </w:t>
+      </w:r>
+      <w:proofErr w:type="gramStart"/>
+      <w:r>
+        <w:rPr>
+          <w:rFonts w:ascii="標楷體" w:eastAsia="標楷體" w:hAnsi="標楷體"/>
+          <w:sz w:val="28"/>
+        </w:rPr>
+        <w:t>—</w:t>
+      </w:r>
+      <w:proofErr w:type="gramEnd"/>
+      <w:r>
+        <w:rPr>
+          <w:rFonts w:ascii="標楷體" w:eastAsia="標楷體" w:hAnsi="標楷體"/>
+          <w:sz w:val="28"/>
+        </w:rPr>
+        <w:t>— 硬體映射與</w:t>
+      </w:r>
+      <w:proofErr w:type="gramStart"/>
+      <w:r>
+        <w:rPr>
+          <w:rFonts w:ascii="標楷體" w:eastAsia="標楷體" w:hAnsi="標楷體"/>
+          <w:sz w:val="28"/>
+        </w:rPr>
+        <w:t>安全</w:t>
+      </w:r>
+      <w:proofErr w:type="gramEnd"/>
+      <w:r>
+        <w:rPr>
+          <w:rFonts w:ascii="標楷體" w:eastAsia="標楷體" w:hAnsi="標楷體"/>
+          <w:sz w:val="28"/>
+        </w:rPr>
+        <w:t>白名單</w:t>
+      </w:r>
+    </w:p>
+    <w:p>
+      <w:pPr>
+        <w:pStyle w:val="Web"/>
+        <w:rPr>
+          <w:rFonts w:ascii="標楷體" w:eastAsia="標楷體" w:hAnsi="標楷體"/>
+        </w:rPr>
+      </w:pPr>
+      <w:r>
+        <w:rPr>
+          <w:rFonts w:ascii="標楷體" w:eastAsia="標楷體" w:hAnsi="標楷體"/>
+        </w:rPr>
+        <w:t>這是 fuClaw 安全機制的核心檔案。只有在此檔案中明確定義的裝置才能被控制。</w:t>
+      </w:r>
+    </w:p>
+    <w:p>
+      <w:pPr>
+        <w:pStyle w:val="Web"/>
+        <w:rPr>
+          <w:rFonts w:ascii="標楷體" w:eastAsia="標楷體" w:hAnsi="標楷體"/>
+        </w:rPr>
+      </w:pPr>
+      <w:r>
+        <w:rPr>
+          <w:rStyle w:val="a3"/>
+          <w:rFonts w:ascii="標楷體" w:eastAsia="標楷體" w:hAnsi="標楷體"/>
+        </w:rPr>
+        <w:t>範例內容</w:t>
+      </w:r>
+      <w:r>
+        <w:rPr>
+          <w:rFonts w:ascii="標楷體" w:eastAsia="標楷體" w:hAnsi="標楷體"/>
+        </w:rPr>
+        <w:t>：</w:t>
+      </w:r>
+    </w:p>
+    <w:p>
+      <w:pPr>
+        <w:rPr>
+          <w:rFonts w:ascii="標楷體" w:eastAsia="標楷體" w:hAnsi="標楷體"/>
+        </w:rPr>
+      </w:pPr>
+      <w:r>
+        <w:rPr>
+          <w:rFonts w:ascii="標楷體" w:eastAsia="標楷體" w:hAnsi="標楷體"/>
+        </w:rPr>
+        <w:t>Markdown</w:t>
       </w:r>
     </w:p>
     <w:p>
@@ -6088,7 +6196,7 @@
           <w:rFonts w:ascii="標楷體" w:eastAsia="標楷體" w:hAnsi="標楷體"/>
           <w:color w:val="110000"/>
         </w:rPr>
-        <w:t>已確認硬體裝置</w:t>
+        <w:t>==================================================</w:t>
       </w:r>
     </w:p>
     <w:p>
@@ -6108,7 +6216,7 @@
           <w:rFonts w:ascii="標楷體" w:eastAsia="標楷體" w:hAnsi="標楷體"/>
           <w:color w:val="110000"/>
         </w:rPr>
-        <w:t>==================================================</w:t>
+        <w:t>已確認硬體裝置</w:t>
       </w:r>
     </w:p>
     <w:p>
@@ -6122,6 +6230,14 @@
           <w:color w:val="002339"/>
         </w:rPr>
       </w:pPr>
+      <w:r>
+        <w:rPr>
+          <w:rStyle w:val="HTML1"/>
+          <w:rFonts w:ascii="標楷體" w:eastAsia="標楷體" w:hAnsi="標楷體"/>
+          <w:color w:val="110000"/>
+        </w:rPr>
+        <w:t>==================================================</w:t>
+      </w:r>
     </w:p>
     <w:p>
       <w:pPr>
@@ -6134,14 +6250,6 @@
           <w:color w:val="002339"/>
         </w:rPr>
       </w:pPr>
-      <w:r>
-        <w:rPr>
-          <w:rStyle w:val="HTML1"/>
-          <w:rFonts w:ascii="標楷體" w:eastAsia="標楷體" w:hAnsi="標楷體"/>
-          <w:color w:val="110000"/>
-        </w:rPr>
-        <w:t>HUB 8735 Ultra</w:t>
-      </w:r>
     </w:p>
     <w:p>
       <w:pPr>
@@ -6158,17 +6266,10 @@
         <w:rPr>
           <w:rStyle w:val="HTML1"/>
           <w:rFonts w:ascii="標楷體" w:eastAsia="標楷體" w:hAnsi="標楷體"/>
-          <w:color w:val="207BB8"/>
-        </w:rPr>
-        <w:t xml:space="preserve">- </w:t>
-      </w:r>
-      <w:r>
-        <w:rPr>
-          <w:rStyle w:val="HTML1"/>
-          <w:rFonts w:ascii="標楷體" w:eastAsia="標楷體" w:hAnsi="標楷體"/>
           <w:color w:val="110000"/>
         </w:rPr>
-        <w:t>綠色 LED：腳位 25</w:t>
+        <w:lastRenderedPageBreak/>
+        <w:t>HUB 8735 Ultra</w:t>
       </w:r>
     </w:p>
     <w:p>
@@ -6196,7 +6297,7 @@
           <w:rFonts w:ascii="標楷體" w:eastAsia="標楷體" w:hAnsi="標楷體"/>
           <w:color w:val="110000"/>
         </w:rPr>
-        <w:t>藍色 LED：腳位 26</w:t>
+        <w:t>綠色 LED：腳位 25</w:t>
       </w:r>
     </w:p>
     <w:p>
@@ -6218,23 +6319,13 @@
         </w:rPr>
         <w:t xml:space="preserve">- </w:t>
       </w:r>
-      <w:proofErr w:type="gramStart"/>
       <w:r>
         <w:rPr>
           <w:rStyle w:val="HTML1"/>
           <w:rFonts w:ascii="標楷體" w:eastAsia="標楷體" w:hAnsi="標楷體"/>
           <w:color w:val="110000"/>
         </w:rPr>
-        <w:t>補光</w:t>
-      </w:r>
-      <w:proofErr w:type="gramEnd"/>
-      <w:r>
-        <w:rPr>
-          <w:rStyle w:val="HTML1"/>
-          <w:rFonts w:ascii="標楷體" w:eastAsia="標楷體" w:hAnsi="標楷體"/>
-          <w:color w:val="110000"/>
-        </w:rPr>
-        <w:t xml:space="preserve"> LED：腳位 13 (類比輸出 0-255)</w:t>
+        <w:t>藍色 LED：腳位 26</w:t>
       </w:r>
     </w:p>
     <w:p>
@@ -6256,13 +6347,23 @@
         </w:rPr>
         <w:t xml:space="preserve">- </w:t>
       </w:r>
+      <w:proofErr w:type="gramStart"/>
       <w:r>
         <w:rPr>
           <w:rStyle w:val="HTML1"/>
           <w:rFonts w:ascii="標楷體" w:eastAsia="標楷體" w:hAnsi="標楷體"/>
           <w:color w:val="110000"/>
         </w:rPr>
-        <w:t>功能按鈕：腳位 12 (僅輸入，主動低電位)</w:t>
+        <w:t>補光</w:t>
+      </w:r>
+      <w:proofErr w:type="gramEnd"/>
+      <w:r>
+        <w:rPr>
+          <w:rStyle w:val="HTML1"/>
+          <w:rFonts w:ascii="標楷體" w:eastAsia="標楷體" w:hAnsi="標楷體"/>
+          <w:color w:val="110000"/>
+        </w:rPr>
+        <w:t xml:space="preserve"> LED：腳位 13 (類比輸出 0-255)</w:t>
       </w:r>
     </w:p>
     <w:p>
@@ -6276,6 +6377,22 @@
           <w:color w:val="002339"/>
         </w:rPr>
       </w:pPr>
+      <w:r>
+        <w:rPr>
+          <w:rStyle w:val="HTML1"/>
+          <w:rFonts w:ascii="標楷體" w:eastAsia="標楷體" w:hAnsi="標楷體"/>
+          <w:color w:val="207BB8"/>
+        </w:rPr>
+        <w:t xml:space="preserve">- </w:t>
+      </w:r>
+      <w:r>
+        <w:rPr>
+          <w:rStyle w:val="HTML1"/>
+          <w:rFonts w:ascii="標楷體" w:eastAsia="標楷體" w:hAnsi="標楷體"/>
+          <w:color w:val="110000"/>
+        </w:rPr>
+        <w:t>功能按鈕：腳位 12 (僅輸入，主動低電位)</w:t>
+      </w:r>
     </w:p>
     <w:p>
       <w:pPr>
@@ -6288,15 +6405,6 @@
           <w:color w:val="002339"/>
         </w:rPr>
       </w:pPr>
-      <w:r>
-        <w:rPr>
-          <w:rStyle w:val="HTML1"/>
-          <w:rFonts w:ascii="標楷體" w:eastAsia="標楷體" w:hAnsi="標楷體"/>
-          <w:color w:val="110000"/>
-        </w:rPr>
-        <w:lastRenderedPageBreak/>
-        <w:t>外部模組</w:t>
-      </w:r>
     </w:p>
     <w:p>
       <w:pPr>
@@ -6313,17 +6421,9 @@
         <w:rPr>
           <w:rStyle w:val="HTML1"/>
           <w:rFonts w:ascii="標楷體" w:eastAsia="標楷體" w:hAnsi="標楷體"/>
-          <w:color w:val="207BB8"/>
-        </w:rPr>
-        <w:t xml:space="preserve">- </w:t>
-      </w:r>
-      <w:r>
-        <w:rPr>
-          <w:rStyle w:val="HTML1"/>
-          <w:rFonts w:ascii="標楷體" w:eastAsia="標楷體" w:hAnsi="標楷體"/>
           <w:color w:val="110000"/>
         </w:rPr>
-        <w:t>SG90 伺服馬達（窗戶）：腳位 12 (角度 0-180)</w:t>
+        <w:t>外部模組</w:t>
       </w:r>
     </w:p>
     <w:p>
@@ -6351,7 +6451,7 @@
           <w:rFonts w:ascii="標楷體" w:eastAsia="標楷體" w:hAnsi="標楷體"/>
           <w:color w:val="110000"/>
         </w:rPr>
-        <w:t>DHT11 溫溼度感測器：腳位 20</w:t>
+        <w:t>SG90 伺服馬達（窗戶）：腳位 12 (角度 0-180)</w:t>
       </w:r>
     </w:p>
     <w:p>
@@ -6362,24 +6462,24 @@
         <w:rPr>
           <w:rStyle w:val="HTML1"/>
           <w:rFonts w:ascii="標楷體" w:eastAsia="標楷體" w:hAnsi="標楷體"/>
+          <w:color w:val="002339"/>
+        </w:rPr>
+      </w:pPr>
+      <w:r>
+        <w:rPr>
+          <w:rStyle w:val="HTML1"/>
+          <w:rFonts w:ascii="標楷體" w:eastAsia="標楷體" w:hAnsi="標楷體"/>
+          <w:color w:val="207BB8"/>
+        </w:rPr>
+        <w:t xml:space="preserve">- </w:t>
+      </w:r>
+      <w:r>
+        <w:rPr>
+          <w:rStyle w:val="HTML1"/>
+          <w:rFonts w:ascii="標楷體" w:eastAsia="標楷體" w:hAnsi="標楷體"/>
           <w:color w:val="110000"/>
         </w:rPr>
-      </w:pPr>
-      <w:r>
-        <w:rPr>
-          <w:rStyle w:val="HTML1"/>
-          <w:rFonts w:ascii="標楷體" w:eastAsia="標楷體" w:hAnsi="標楷體"/>
-          <w:color w:val="207BB8"/>
-        </w:rPr>
-        <w:t xml:space="preserve">- </w:t>
-      </w:r>
-      <w:r>
-        <w:rPr>
-          <w:rStyle w:val="HTML1"/>
-          <w:rFonts w:ascii="標楷體" w:eastAsia="標楷體" w:hAnsi="標楷體"/>
-          <w:color w:val="110000"/>
-        </w:rPr>
-        <w:t>緊急按鈕：腳位 1 (主動高電位)</w:t>
+        <w:t>DHT11 溫溼度感測器：腳位 20</w:t>
       </w:r>
     </w:p>
     <w:p>
@@ -6388,90 +6488,26 @@
         <w:shd w:val="clear" w:color="auto" w:fill="FFFFFF"/>
         <w:spacing w:line="360" w:lineRule="atLeast"/>
         <w:rPr>
-          <w:rFonts w:ascii="標楷體" w:eastAsia="標楷體" w:hAnsi="標楷體"/>
-          <w:color w:val="002339"/>
-        </w:rPr>
-      </w:pPr>
-    </w:p>
-    <w:p>
-      <w:pPr>
-        <w:pStyle w:val="5"/>
-        <w:ind w:left="480"/>
-        <w:rPr>
-          <w:rFonts w:ascii="標楷體" w:eastAsia="標楷體" w:hAnsi="標楷體"/>
-          <w:sz w:val="28"/>
-        </w:rPr>
-      </w:pPr>
-      <w:r>
-        <w:rPr>
-          <w:rFonts w:ascii="標楷體" w:eastAsia="標楷體" w:hAnsi="標楷體"/>
-          <w:sz w:val="28"/>
-        </w:rPr>
-        <w:t xml:space="preserve">3.2.4 skill.md </w:t>
-      </w:r>
-      <w:proofErr w:type="gramStart"/>
-      <w:r>
-        <w:rPr>
-          <w:rFonts w:ascii="標楷體" w:eastAsia="標楷體" w:hAnsi="標楷體"/>
-          <w:sz w:val="28"/>
-        </w:rPr>
-        <w:t>—</w:t>
-      </w:r>
-      <w:proofErr w:type="gramEnd"/>
-      <w:r>
-        <w:rPr>
-          <w:rFonts w:ascii="標楷體" w:eastAsia="標楷體" w:hAnsi="標楷體"/>
-          <w:sz w:val="28"/>
-        </w:rPr>
-        <w:t>— 高階技能定義</w:t>
-      </w:r>
-    </w:p>
-    <w:p>
-      <w:pPr>
-        <w:pStyle w:val="Web"/>
-        <w:rPr>
-          <w:rFonts w:ascii="標楷體" w:eastAsia="標楷體" w:hAnsi="標楷體"/>
-        </w:rPr>
-      </w:pPr>
-      <w:r>
-        <w:rPr>
-          <w:rFonts w:ascii="標楷體" w:eastAsia="標楷體" w:hAnsi="標楷體"/>
-        </w:rPr>
-        <w:t>用來定義複合型自主技能，例如內建的防盜偵測。</w:t>
-      </w:r>
-    </w:p>
-    <w:p>
-      <w:pPr>
-        <w:pStyle w:val="Web"/>
-        <w:rPr>
-          <w:rFonts w:ascii="標楷體" w:eastAsia="標楷體" w:hAnsi="標楷體"/>
-        </w:rPr>
-      </w:pPr>
-      <w:r>
-        <w:rPr>
-          <w:rStyle w:val="a3"/>
-          <w:rFonts w:ascii="標楷體" w:eastAsia="標楷體" w:hAnsi="標楷體"/>
-        </w:rPr>
-        <w:t>範例</w:t>
-      </w:r>
-      <w:r>
-        <w:rPr>
-          <w:rFonts w:ascii="標楷體" w:eastAsia="標楷體" w:hAnsi="標楷體"/>
-        </w:rPr>
-        <w:t>（防盜偵測）：</w:t>
-      </w:r>
-    </w:p>
-    <w:p>
-      <w:pPr>
-        <w:rPr>
-          <w:rFonts w:ascii="標楷體" w:eastAsia="標楷體" w:hAnsi="標楷體"/>
-        </w:rPr>
-      </w:pPr>
-      <w:r>
-        <w:rPr>
-          <w:rFonts w:ascii="標楷體" w:eastAsia="標楷體" w:hAnsi="標楷體"/>
-        </w:rPr>
-        <w:t>Markdown</w:t>
+          <w:rStyle w:val="HTML1"/>
+          <w:rFonts w:ascii="標楷體" w:eastAsia="標楷體" w:hAnsi="標楷體"/>
+          <w:color w:val="110000"/>
+        </w:rPr>
+      </w:pPr>
+      <w:r>
+        <w:rPr>
+          <w:rStyle w:val="HTML1"/>
+          <w:rFonts w:ascii="標楷體" w:eastAsia="標楷體" w:hAnsi="標楷體"/>
+          <w:color w:val="207BB8"/>
+        </w:rPr>
+        <w:t xml:space="preserve">- </w:t>
+      </w:r>
+      <w:r>
+        <w:rPr>
+          <w:rStyle w:val="HTML1"/>
+          <w:rFonts w:ascii="標楷體" w:eastAsia="標楷體" w:hAnsi="標楷體"/>
+          <w:color w:val="110000"/>
+        </w:rPr>
+        <w:t>緊急按鈕：腳位 1 (主動高電位)</w:t>
       </w:r>
     </w:p>
     <w:p>
@@ -6480,18 +6516,90 @@
         <w:shd w:val="clear" w:color="auto" w:fill="FFFFFF"/>
         <w:spacing w:line="360" w:lineRule="atLeast"/>
         <w:rPr>
-          <w:rStyle w:val="HTML1"/>
           <w:rFonts w:ascii="標楷體" w:eastAsia="標楷體" w:hAnsi="標楷體"/>
           <w:color w:val="002339"/>
         </w:rPr>
       </w:pPr>
-      <w:r>
-        <w:rPr>
-          <w:rStyle w:val="HTML1"/>
-          <w:rFonts w:ascii="標楷體" w:eastAsia="標楷體" w:hAnsi="標楷體"/>
-          <w:color w:val="110000"/>
-        </w:rPr>
-        <w:t>==================================================</w:t>
+    </w:p>
+    <w:p>
+      <w:pPr>
+        <w:pStyle w:val="5"/>
+        <w:ind w:left="480"/>
+        <w:rPr>
+          <w:rFonts w:ascii="標楷體" w:eastAsia="標楷體" w:hAnsi="標楷體"/>
+          <w:sz w:val="28"/>
+        </w:rPr>
+      </w:pPr>
+      <w:r>
+        <w:rPr>
+          <w:rFonts w:ascii="標楷體" w:eastAsia="標楷體" w:hAnsi="標楷體"/>
+          <w:sz w:val="28"/>
+        </w:rPr>
+        <w:t xml:space="preserve">3.2.4 skill.md </w:t>
+      </w:r>
+      <w:proofErr w:type="gramStart"/>
+      <w:r>
+        <w:rPr>
+          <w:rFonts w:ascii="標楷體" w:eastAsia="標楷體" w:hAnsi="標楷體"/>
+          <w:sz w:val="28"/>
+        </w:rPr>
+        <w:t>—</w:t>
+      </w:r>
+      <w:proofErr w:type="gramEnd"/>
+      <w:r>
+        <w:rPr>
+          <w:rFonts w:ascii="標楷體" w:eastAsia="標楷體" w:hAnsi="標楷體"/>
+          <w:sz w:val="28"/>
+        </w:rPr>
+        <w:t>— 高階技能定義</w:t>
+      </w:r>
+    </w:p>
+    <w:p>
+      <w:pPr>
+        <w:pStyle w:val="Web"/>
+        <w:rPr>
+          <w:rFonts w:ascii="標楷體" w:eastAsia="標楷體" w:hAnsi="標楷體"/>
+        </w:rPr>
+      </w:pPr>
+      <w:r>
+        <w:rPr>
+          <w:rFonts w:ascii="標楷體" w:eastAsia="標楷體" w:hAnsi="標楷體"/>
+        </w:rPr>
+        <w:t>用來定義複合型自主技能，例如內建的防盜偵測。</w:t>
+      </w:r>
+    </w:p>
+    <w:p>
+      <w:pPr>
+        <w:pStyle w:val="Web"/>
+        <w:rPr>
+          <w:rFonts w:ascii="標楷體" w:eastAsia="標楷體" w:hAnsi="標楷體"/>
+        </w:rPr>
+      </w:pPr>
+      <w:r>
+        <w:rPr>
+          <w:rStyle w:val="a3"/>
+          <w:rFonts w:ascii="標楷體" w:eastAsia="標楷體" w:hAnsi="標楷體"/>
+        </w:rPr>
+        <w:t>範例</w:t>
+      </w:r>
+      <w:r>
+        <w:rPr>
+          <w:rFonts w:ascii="標楷體" w:eastAsia="標楷體" w:hAnsi="標楷體"/>
+        </w:rPr>
+        <w:t>（防盜偵測）：</w:t>
+      </w:r>
+    </w:p>
+    <w:p>
+      <w:pPr>
+        <w:rPr>
+          <w:rFonts w:ascii="標楷體" w:eastAsia="標楷體" w:hAnsi="標楷體"/>
+        </w:rPr>
+      </w:pPr>
+      <w:r>
+        <w:rPr>
+          <w:rFonts w:ascii="標楷體" w:eastAsia="標楷體" w:hAnsi="標楷體"/>
+        </w:rPr>
+        <w:t>Markdown</w:t>
       </w:r>
     </w:p>
     <w:p>
@@ -6511,7 +6619,7 @@
           <w:rFonts w:ascii="標楷體" w:eastAsia="標楷體" w:hAnsi="標楷體"/>
           <w:color w:val="110000"/>
         </w:rPr>
-        <w:t>SKILL: anti_theft_detection</w:t>
+        <w:t>==================================================</w:t>
       </w:r>
     </w:p>
     <w:p>
@@ -6531,7 +6639,7 @@
           <w:rFonts w:ascii="標楷體" w:eastAsia="標楷體" w:hAnsi="標楷體"/>
           <w:color w:val="110000"/>
         </w:rPr>
-        <w:t>==================================================</w:t>
+        <w:t>SKILL: anti_theft_detection</w:t>
       </w:r>
     </w:p>
     <w:p>
@@ -6545,6 +6653,14 @@
           <w:color w:val="002339"/>
         </w:rPr>
       </w:pPr>
+      <w:r>
+        <w:rPr>
+          <w:rStyle w:val="HTML1"/>
+          <w:rFonts w:ascii="標楷體" w:eastAsia="標楷體" w:hAnsi="標楷體"/>
+          <w:color w:val="110000"/>
+        </w:rPr>
+        <w:t>==================================================</w:t>
+      </w:r>
     </w:p>
     <w:p>
       <w:pPr>
@@ -6557,14 +6673,6 @@
           <w:color w:val="002339"/>
         </w:rPr>
       </w:pPr>
-      <w:r>
-        <w:rPr>
-          <w:rStyle w:val="HTML1"/>
-          <w:rFonts w:ascii="標楷體" w:eastAsia="標楷體" w:hAnsi="標楷體"/>
-          <w:color w:val="110000"/>
-        </w:rPr>
-        <w:t>Goal: 偵測人類存在並觸發警示流程</w:t>
-      </w:r>
     </w:p>
     <w:p>
       <w:pPr>
@@ -6577,6 +6685,14 @@
           <w:color w:val="002339"/>
         </w:rPr>
       </w:pPr>
+      <w:r>
+        <w:rPr>
+          <w:rStyle w:val="HTML1"/>
+          <w:rFonts w:ascii="標楷體" w:eastAsia="標楷體" w:hAnsi="標楷體"/>
+          <w:color w:val="110000"/>
+        </w:rPr>
+        <w:t>Goal: 偵測人類存在並觸發警示流程</w:t>
+      </w:r>
     </w:p>
     <w:p>
       <w:pPr>
@@ -6589,14 +6705,6 @@
           <w:color w:val="002339"/>
         </w:rPr>
       </w:pPr>
-      <w:r>
-        <w:rPr>
-          <w:rStyle w:val="HTML1"/>
-          <w:rFonts w:ascii="標楷體" w:eastAsia="標楷體" w:hAnsi="標楷體"/>
-          <w:color w:val="110000"/>
-        </w:rPr>
-        <w:t>MUST OUTPUT EXACT JSON ARRAY ONLY</w:t>
-      </w:r>
     </w:p>
     <w:p>
       <w:pPr>
@@ -6609,6 +6717,14 @@
           <w:color w:val="002339"/>
         </w:rPr>
       </w:pPr>
+      <w:r>
+        <w:rPr>
+          <w:rStyle w:val="HTML1"/>
+          <w:rFonts w:ascii="標楷體" w:eastAsia="標楷體" w:hAnsi="標楷體"/>
+          <w:color w:val="110000"/>
+        </w:rPr>
+        <w:t>MUST OUTPUT EXACT JSON ARRAY ONLY</w:t>
+      </w:r>
     </w:p>
     <w:p>
       <w:pPr>
@@ -6621,14 +6737,6 @@
           <w:color w:val="002339"/>
         </w:rPr>
       </w:pPr>
-      <w:r>
-        <w:rPr>
-          <w:rStyle w:val="HTML1"/>
-          <w:rFonts w:ascii="標楷體" w:eastAsia="標楷體" w:hAnsi="標楷體"/>
-          <w:color w:val="110000"/>
-        </w:rPr>
-        <w:t>Step 1: Vision 分析</w:t>
-      </w:r>
     </w:p>
     <w:p>
       <w:pPr>
@@ -6647,7 +6755,7 @@
           <w:rFonts w:ascii="標楷體" w:eastAsia="標楷體" w:hAnsi="標楷體"/>
           <w:color w:val="110000"/>
         </w:rPr>
-        <w:t>{</w:t>
+        <w:t>Step 1: Vision 分析</w:t>
       </w:r>
     </w:p>
     <w:p>
@@ -6667,7 +6775,8 @@
           <w:rFonts w:ascii="標楷體" w:eastAsia="標楷體" w:hAnsi="標楷體"/>
           <w:color w:val="110000"/>
         </w:rPr>
-        <w:t xml:space="preserve">  "type": "tool_call",</w:t>
+        <w:lastRenderedPageBreak/>
+        <w:t>{</w:t>
       </w:r>
     </w:p>
     <w:p>
@@ -6687,7 +6796,7 @@
           <w:rFonts w:ascii="標楷體" w:eastAsia="標楷體" w:hAnsi="標楷體"/>
           <w:color w:val="110000"/>
         </w:rPr>
-        <w:t xml:space="preserve">  "method": "/vision",</w:t>
+        <w:t xml:space="preserve">  "type": "tool_call",</w:t>
       </w:r>
     </w:p>
     <w:p>
@@ -6707,7 +6816,7 @@
           <w:rFonts w:ascii="標楷體" w:eastAsia="標楷體" w:hAnsi="標楷體"/>
           <w:color w:val="110000"/>
         </w:rPr>
-        <w:t xml:space="preserve">  "params": {</w:t>
+        <w:t xml:space="preserve">  "method": "/vision",</w:t>
       </w:r>
     </w:p>
     <w:p>
@@ -6727,7 +6836,7 @@
           <w:rFonts w:ascii="標楷體" w:eastAsia="標楷體" w:hAnsi="標楷體"/>
           <w:color w:val="110000"/>
         </w:rPr>
-        <w:t xml:space="preserve">    "query": "Determine whether a person is visible in the image.",</w:t>
+        <w:t xml:space="preserve">  "params": {</w:t>
       </w:r>
     </w:p>
     <w:p>
@@ -6747,7 +6856,7 @@
           <w:rFonts w:ascii="標楷體" w:eastAsia="標楷體" w:hAnsi="標楷體"/>
           <w:color w:val="110000"/>
         </w:rPr>
-        <w:t xml:space="preserve">    "frames": true,</w:t>
+        <w:t xml:space="preserve">    "query": "Determine whether a person is visible in the image.",</w:t>
       </w:r>
     </w:p>
     <w:p>
@@ -6767,7 +6876,26 @@
           <w:rFonts w:ascii="標楷體" w:eastAsia="標楷體" w:hAnsi="標楷體"/>
           <w:color w:val="110000"/>
         </w:rPr>
-        <w:lastRenderedPageBreak/>
+        <w:t xml:space="preserve">    "frames": true,</w:t>
+      </w:r>
+    </w:p>
+    <w:p>
+      <w:pPr>
+        <w:pStyle w:val="HTML"/>
+        <w:shd w:val="clear" w:color="auto" w:fill="FFFFFF"/>
+        <w:spacing w:line="360" w:lineRule="atLeast"/>
+        <w:rPr>
+          <w:rStyle w:val="HTML1"/>
+          <w:rFonts w:ascii="標楷體" w:eastAsia="標楷體" w:hAnsi="標楷體"/>
+          <w:color w:val="002339"/>
+        </w:rPr>
+      </w:pPr>
+      <w:r>
+        <w:rPr>
+          <w:rStyle w:val="HTML1"/>
+          <w:rFonts w:ascii="標楷體" w:eastAsia="標楷體" w:hAnsi="標楷體"/>
+          <w:color w:val="110000"/>
+        </w:rPr>
         <w:t xml:space="preserve">    "task": "If person detected, continue. Else return NONE."</w:t>
       </w:r>
     </w:p>
@@ -7134,7 +7262,6 @@
           <w:sz w:val="27"/>
           <w:szCs w:val="27"/>
         </w:rPr>
-        <w:lastRenderedPageBreak/>
         <w:t>第 4 章　多模態感官處理與編碼技術</w:t>
       </w:r>
     </w:p>
@@ -7567,6 +7694,7 @@
           <w:kern w:val="0"/>
           <w:szCs w:val="24"/>
         </w:rPr>
+        <w:lastRenderedPageBreak/>
         <w:t>核心程式碼片段</w:t>
       </w:r>
       <w:r>
@@ -7704,7 +7832,6 @@
           <w:kern w:val="0"/>
           <w:szCs w:val="24"/>
         </w:rPr>
-        <w:lastRenderedPageBreak/>
         <w:t>uint8_t</w:t>
       </w:r>
       <w:r>
@@ -9063,6 +9190,7 @@
           <w:kern w:val="0"/>
           <w:szCs w:val="24"/>
         </w:rPr>
+        <w:lastRenderedPageBreak/>
         <w:t>}</w:t>
       </w:r>
     </w:p>
@@ -9183,7 +9311,6 @@
           <w:kern w:val="0"/>
           <w:szCs w:val="24"/>
         </w:rPr>
-        <w:lastRenderedPageBreak/>
         <w:t>4.3 /still 與 /vision 的使用策略</w:t>
       </w:r>
     </w:p>
@@ -10015,7 +10142,6 @@
           <w:kern w:val="0"/>
           <w:szCs w:val="24"/>
         </w:rPr>
-        <w:lastRenderedPageBreak/>
         <w:t>優化建議</w:t>
       </w:r>
       <w:r>
@@ -10295,7 +10421,7 @@
     <w:p>
       <w:pPr>
         <w:rPr>
-          <w:rFonts w:ascii="標楷體" w:eastAsia="標楷體" w:hAnsi="標楷體" w:hint="eastAsia"/>
+          <w:rFonts w:ascii="標楷體" w:eastAsia="標楷體" w:hAnsi="標楷體"/>
         </w:rPr>
       </w:pPr>
     </w:p>
@@ -10322,7 +10448,6 @@
           <w:sz w:val="27"/>
           <w:szCs w:val="27"/>
         </w:rPr>
-        <w:lastRenderedPageBreak/>
         <w:t>第 5 章　工具箱與硬體安全規範</w:t>
       </w:r>
     </w:p>
@@ -11793,6 +11918,7 @@
                 <w:kern w:val="0"/>
                 <w:szCs w:val="24"/>
               </w:rPr>
+              <w:lastRenderedPageBreak/>
               <w:t>/schedule</w:t>
             </w:r>
           </w:p>
@@ -12087,7 +12213,7 @@
                 <w:kern w:val="0"/>
                 <w:szCs w:val="24"/>
               </w:rPr>
-              <w:t>/agentSendMessage</w:t>
+              <w:t>/tcpSendMessage</w:t>
             </w:r>
           </w:p>
         </w:tc>
@@ -12131,11 +12257,11 @@
             </w:pPr>
             <w:r>
               <w:rPr>
-                <w:rFonts w:ascii="標楷體" w:eastAsia="標楷體" w:hAnsi="標楷體" w:cs="新細明體"/>
-                <w:kern w:val="0"/>
-                <w:szCs w:val="24"/>
-              </w:rPr>
-              <w:t>發送訊息給其他 fuClaw 裝置</w:t>
+                <w:rFonts w:ascii="標楷體" w:eastAsia="標楷體" w:hAnsi="標楷體" w:cs="新細明體" w:hint="eastAsia"/>
+                <w:kern w:val="0"/>
+                <w:szCs w:val="24"/>
+              </w:rPr>
+              <w:t>透過 TCP 傳送訊息給另一個裝置或代理（Agent）</w:t>
             </w:r>
           </w:p>
         </w:tc>
@@ -12164,6 +12290,502 @@
           </w:p>
         </w:tc>
       </w:tr>
+      <w:tr>
+        <w:tc>
+          <w:tcPr>
+            <w:tcW w:w="3256" w:type="dxa"/>
+          </w:tcPr>
+          <w:p>
+            <w:pPr>
+              <w:widowControl/>
+              <w:rPr>
+                <w:rFonts w:ascii="標楷體" w:eastAsia="標楷體" w:hAnsi="標楷體" w:cs="新細明體"/>
+                <w:kern w:val="0"/>
+                <w:szCs w:val="24"/>
+              </w:rPr>
+            </w:pPr>
+            <w:r>
+              <w:rPr>
+                <w:rFonts w:ascii="標楷體" w:eastAsia="標楷體" w:hAnsi="標楷體" w:cs="新細明體"/>
+                <w:kern w:val="0"/>
+                <w:szCs w:val="24"/>
+              </w:rPr>
+              <w:t>/mqttSendMessage</w:t>
+            </w:r>
+          </w:p>
+        </w:tc>
+        <w:tc>
+          <w:tcPr>
+            <w:tcW w:w="1842" w:type="dxa"/>
+          </w:tcPr>
+          <w:p>
+            <w:pPr>
+              <w:widowControl/>
+              <w:rPr>
+                <w:rFonts w:ascii="標楷體" w:eastAsia="標楷體" w:hAnsi="標楷體" w:cs="新細明體"/>
+                <w:kern w:val="0"/>
+                <w:szCs w:val="24"/>
+              </w:rPr>
+            </w:pPr>
+            <w:r>
+              <w:rPr>
+                <w:rFonts w:ascii="標楷體" w:eastAsia="標楷體" w:hAnsi="標楷體" w:cs="新細明體"/>
+                <w:kern w:val="0"/>
+                <w:szCs w:val="24"/>
+              </w:rPr>
+              <w:t>通訊</w:t>
+            </w:r>
+          </w:p>
+        </w:tc>
+        <w:tc>
+          <w:tcPr>
+            <w:tcW w:w="3828" w:type="dxa"/>
+          </w:tcPr>
+          <w:p>
+            <w:pPr>
+              <w:widowControl/>
+              <w:rPr>
+                <w:rFonts w:ascii="標楷體" w:eastAsia="標楷體" w:hAnsi="標楷體" w:cs="新細明體"/>
+                <w:kern w:val="0"/>
+                <w:szCs w:val="24"/>
+              </w:rPr>
+            </w:pPr>
+            <w:r>
+              <w:rPr>
+                <w:rFonts w:ascii="標楷體" w:eastAsia="標楷體" w:hAnsi="標楷體" w:cs="新細明體" w:hint="eastAsia"/>
+                <w:kern w:val="0"/>
+                <w:szCs w:val="24"/>
+              </w:rPr>
+              <w:t>透過 TCP 或 MQTT 傳送訊息給另一個裝置、代理（Agent）或所有 MQTT 訂閱者</w:t>
+            </w:r>
+          </w:p>
+        </w:tc>
+        <w:tc>
+          <w:tcPr>
+            <w:tcW w:w="1842" w:type="dxa"/>
+          </w:tcPr>
+          <w:p>
+            <w:pPr>
+              <w:widowControl/>
+              <w:rPr>
+                <w:rFonts w:ascii="標楷體" w:eastAsia="標楷體" w:hAnsi="標楷體" w:cs="新細明體"/>
+                <w:kern w:val="0"/>
+                <w:szCs w:val="24"/>
+              </w:rPr>
+            </w:pPr>
+            <w:r>
+              <w:rPr>
+                <w:rFonts w:ascii="標楷體" w:eastAsia="標楷體" w:hAnsi="標楷體" w:cs="新細明體"/>
+                <w:kern w:val="0"/>
+                <w:szCs w:val="24"/>
+              </w:rPr>
+              <w:t>中</w:t>
+            </w:r>
+          </w:p>
+        </w:tc>
+      </w:tr>
+      <w:tr>
+        <w:tc>
+          <w:tcPr>
+            <w:tcW w:w="3256" w:type="dxa"/>
+          </w:tcPr>
+          <w:p>
+            <w:pPr>
+              <w:widowControl/>
+              <w:rPr>
+                <w:rFonts w:ascii="標楷體" w:eastAsia="標楷體" w:hAnsi="標楷體" w:cs="新細明體"/>
+                <w:kern w:val="0"/>
+                <w:szCs w:val="24"/>
+              </w:rPr>
+            </w:pPr>
+            <w:r>
+              <w:rPr>
+                <w:rFonts w:ascii="標楷體" w:eastAsia="標楷體" w:hAnsi="標楷體" w:cs="新細明體"/>
+                <w:kern w:val="0"/>
+                <w:szCs w:val="24"/>
+              </w:rPr>
+              <w:t>/mqttSendImage</w:t>
+            </w:r>
+          </w:p>
+        </w:tc>
+        <w:tc>
+          <w:tcPr>
+            <w:tcW w:w="1842" w:type="dxa"/>
+          </w:tcPr>
+          <w:p>
+            <w:pPr>
+              <w:widowControl/>
+              <w:rPr>
+                <w:rFonts w:ascii="標楷體" w:eastAsia="標楷體" w:hAnsi="標楷體" w:cs="新細明體"/>
+                <w:kern w:val="0"/>
+                <w:szCs w:val="24"/>
+              </w:rPr>
+            </w:pPr>
+            <w:r>
+              <w:rPr>
+                <w:rFonts w:ascii="標楷體" w:eastAsia="標楷體" w:hAnsi="標楷體" w:cs="新細明體"/>
+                <w:kern w:val="0"/>
+                <w:szCs w:val="24"/>
+              </w:rPr>
+              <w:t>通訊</w:t>
+            </w:r>
+          </w:p>
+        </w:tc>
+        <w:tc>
+          <w:tcPr>
+            <w:tcW w:w="3828" w:type="dxa"/>
+          </w:tcPr>
+          <w:p>
+            <w:pPr>
+              <w:widowControl/>
+              <w:rPr>
+                <w:rFonts w:ascii="標楷體" w:eastAsia="標楷體" w:hAnsi="標楷體" w:cs="新細明體"/>
+                <w:kern w:val="0"/>
+                <w:szCs w:val="24"/>
+              </w:rPr>
+            </w:pPr>
+            <w:r>
+              <w:rPr>
+                <w:rFonts w:ascii="標楷體" w:eastAsia="標楷體" w:hAnsi="標楷體" w:cs="新細明體" w:hint="eastAsia"/>
+                <w:kern w:val="0"/>
+                <w:szCs w:val="24"/>
+              </w:rPr>
+              <w:t>透過 MQTT 傳送影像快照（Video Snapshot）給另一台 fuClaw 裝置或所有 MQTT 訂閱者</w:t>
+            </w:r>
+          </w:p>
+        </w:tc>
+        <w:tc>
+          <w:tcPr>
+            <w:tcW w:w="1842" w:type="dxa"/>
+          </w:tcPr>
+          <w:p>
+            <w:pPr>
+              <w:widowControl/>
+              <w:rPr>
+                <w:rFonts w:ascii="標楷體" w:eastAsia="標楷體" w:hAnsi="標楷體" w:cs="新細明體"/>
+                <w:kern w:val="0"/>
+                <w:szCs w:val="24"/>
+              </w:rPr>
+            </w:pPr>
+            <w:r>
+              <w:rPr>
+                <w:rFonts w:ascii="標楷體" w:eastAsia="標楷體" w:hAnsi="標楷體" w:cs="新細明體"/>
+                <w:kern w:val="0"/>
+                <w:szCs w:val="24"/>
+              </w:rPr>
+              <w:t>中</w:t>
+            </w:r>
+          </w:p>
+        </w:tc>
+      </w:tr>
+      <w:tr>
+        <w:tc>
+          <w:tcPr>
+            <w:tcW w:w="3256" w:type="dxa"/>
+          </w:tcPr>
+          <w:p>
+            <w:pPr>
+              <w:widowControl/>
+              <w:rPr>
+                <w:rFonts w:ascii="標楷體" w:eastAsia="標楷體" w:hAnsi="標楷體" w:cs="新細明體"/>
+                <w:kern w:val="0"/>
+                <w:szCs w:val="24"/>
+              </w:rPr>
+            </w:pPr>
+            <w:r>
+              <w:rPr>
+                <w:rFonts w:ascii="標楷體" w:eastAsia="標楷體" w:hAnsi="標楷體" w:cs="新細明體"/>
+                <w:kern w:val="0"/>
+                <w:szCs w:val="24"/>
+              </w:rPr>
+              <w:t>/telegramSendMessage</w:t>
+            </w:r>
+          </w:p>
+        </w:tc>
+        <w:tc>
+          <w:tcPr>
+            <w:tcW w:w="1842" w:type="dxa"/>
+          </w:tcPr>
+          <w:p>
+            <w:pPr>
+              <w:widowControl/>
+              <w:rPr>
+                <w:rFonts w:ascii="標楷體" w:eastAsia="標楷體" w:hAnsi="標楷體" w:cs="新細明體"/>
+                <w:kern w:val="0"/>
+                <w:szCs w:val="24"/>
+              </w:rPr>
+            </w:pPr>
+            <w:r>
+              <w:rPr>
+                <w:rFonts w:ascii="標楷體" w:eastAsia="標楷體" w:hAnsi="標楷體" w:cs="新細明體"/>
+                <w:kern w:val="0"/>
+                <w:szCs w:val="24"/>
+              </w:rPr>
+              <w:t>通訊</w:t>
+            </w:r>
+          </w:p>
+        </w:tc>
+        <w:tc>
+          <w:tcPr>
+            <w:tcW w:w="3828" w:type="dxa"/>
+          </w:tcPr>
+          <w:p>
+            <w:pPr>
+              <w:widowControl/>
+              <w:rPr>
+                <w:rFonts w:ascii="標楷體" w:eastAsia="標楷體" w:hAnsi="標楷體" w:cs="新細明體"/>
+                <w:kern w:val="0"/>
+                <w:szCs w:val="24"/>
+              </w:rPr>
+            </w:pPr>
+            <w:r>
+              <w:rPr>
+                <w:rFonts w:ascii="標楷體" w:eastAsia="標楷體" w:hAnsi="標楷體" w:cs="新細明體" w:hint="eastAsia"/>
+                <w:kern w:val="0"/>
+                <w:szCs w:val="24"/>
+              </w:rPr>
+              <w:t>傳送訊息到 Telegram Bot</w:t>
+            </w:r>
+          </w:p>
+        </w:tc>
+        <w:tc>
+          <w:tcPr>
+            <w:tcW w:w="1842" w:type="dxa"/>
+          </w:tcPr>
+          <w:p>
+            <w:pPr>
+              <w:widowControl/>
+              <w:rPr>
+                <w:rFonts w:ascii="標楷體" w:eastAsia="標楷體" w:hAnsi="標楷體" w:cs="新細明體"/>
+                <w:kern w:val="0"/>
+                <w:szCs w:val="24"/>
+              </w:rPr>
+            </w:pPr>
+            <w:r>
+              <w:rPr>
+                <w:rFonts w:ascii="標楷體" w:eastAsia="標楷體" w:hAnsi="標楷體" w:cs="新細明體"/>
+                <w:kern w:val="0"/>
+                <w:szCs w:val="24"/>
+              </w:rPr>
+              <w:t>中</w:t>
+            </w:r>
+          </w:p>
+        </w:tc>
+      </w:tr>
+      <w:tr>
+        <w:tc>
+          <w:tcPr>
+            <w:tcW w:w="3256" w:type="dxa"/>
+          </w:tcPr>
+          <w:p>
+            <w:pPr>
+              <w:widowControl/>
+              <w:rPr>
+                <w:rFonts w:ascii="標楷體" w:eastAsia="標楷體" w:hAnsi="標楷體" w:cs="新細明體"/>
+                <w:kern w:val="0"/>
+                <w:szCs w:val="24"/>
+              </w:rPr>
+            </w:pPr>
+            <w:r>
+              <w:rPr>
+                <w:rFonts w:ascii="標楷體" w:eastAsia="標楷體" w:hAnsi="標楷體" w:cs="新細明體"/>
+                <w:kern w:val="0"/>
+                <w:szCs w:val="24"/>
+              </w:rPr>
+              <w:t>/telegramSend</w:t>
+            </w:r>
+            <w:r>
+              <w:rPr>
+                <w:rFonts w:ascii="標楷體" w:eastAsia="標楷體" w:hAnsi="標楷體" w:cs="新細明體"/>
+                <w:kern w:val="0"/>
+                <w:szCs w:val="24"/>
+              </w:rPr>
+              <w:t>Image</w:t>
+            </w:r>
+            <w:bookmarkStart w:id="0" w:name="_GoBack"/>
+            <w:bookmarkEnd w:id="0"/>
+          </w:p>
+        </w:tc>
+        <w:tc>
+          <w:tcPr>
+            <w:tcW w:w="1842" w:type="dxa"/>
+          </w:tcPr>
+          <w:p>
+            <w:pPr>
+              <w:widowControl/>
+              <w:rPr>
+                <w:rFonts w:ascii="標楷體" w:eastAsia="標楷體" w:hAnsi="標楷體" w:cs="新細明體"/>
+                <w:kern w:val="0"/>
+                <w:szCs w:val="24"/>
+              </w:rPr>
+            </w:pPr>
+            <w:r>
+              <w:rPr>
+                <w:rFonts w:ascii="標楷體" w:eastAsia="標楷體" w:hAnsi="標楷體" w:cs="新細明體"/>
+                <w:kern w:val="0"/>
+                <w:szCs w:val="24"/>
+              </w:rPr>
+              <w:t>通訊</w:t>
+            </w:r>
+          </w:p>
+        </w:tc>
+        <w:tc>
+          <w:tcPr>
+            <w:tcW w:w="3828" w:type="dxa"/>
+          </w:tcPr>
+          <w:p>
+            <w:pPr>
+              <w:widowControl/>
+              <w:rPr>
+                <w:rFonts w:ascii="標楷體" w:eastAsia="標楷體" w:hAnsi="標楷體" w:cs="新細明體" w:hint="eastAsia"/>
+                <w:kern w:val="0"/>
+                <w:szCs w:val="24"/>
+              </w:rPr>
+            </w:pPr>
+            <w:r>
+              <w:rPr>
+                <w:rFonts w:ascii="標楷體" w:eastAsia="標楷體" w:hAnsi="標楷體" w:cs="新細明體" w:hint="eastAsia"/>
+                <w:kern w:val="0"/>
+                <w:szCs w:val="24"/>
+              </w:rPr>
+              <w:t>傳送</w:t>
+            </w:r>
+            <w:r>
+              <w:rPr>
+                <w:rFonts w:ascii="標楷體" w:eastAsia="標楷體" w:hAnsi="標楷體" w:cs="新細明體" w:hint="eastAsia"/>
+                <w:kern w:val="0"/>
+                <w:szCs w:val="24"/>
+              </w:rPr>
+              <w:t>影像</w:t>
+            </w:r>
+            <w:r>
+              <w:rPr>
+                <w:rFonts w:ascii="標楷體" w:eastAsia="標楷體" w:hAnsi="標楷體" w:cs="新細明體" w:hint="eastAsia"/>
+                <w:kern w:val="0"/>
+                <w:szCs w:val="24"/>
+              </w:rPr>
+              <w:t>到 Telegram Bot</w:t>
+            </w:r>
+          </w:p>
+        </w:tc>
+        <w:tc>
+          <w:tcPr>
+            <w:tcW w:w="1842" w:type="dxa"/>
+          </w:tcPr>
+          <w:p>
+            <w:pPr>
+              <w:widowControl/>
+              <w:rPr>
+                <w:rFonts w:ascii="標楷體" w:eastAsia="標楷體" w:hAnsi="標楷體" w:cs="新細明體"/>
+                <w:kern w:val="0"/>
+                <w:szCs w:val="24"/>
+              </w:rPr>
+            </w:pPr>
+            <w:r>
+              <w:rPr>
+                <w:rFonts w:ascii="標楷體" w:eastAsia="標楷體" w:hAnsi="標楷體" w:cs="新細明體"/>
+                <w:kern w:val="0"/>
+                <w:szCs w:val="24"/>
+              </w:rPr>
+              <w:t>中</w:t>
+            </w:r>
+          </w:p>
+        </w:tc>
+      </w:tr>
+      <w:tr>
+        <w:tc>
+          <w:tcPr>
+            <w:tcW w:w="3256" w:type="dxa"/>
+          </w:tcPr>
+          <w:p>
+            <w:pPr>
+              <w:widowControl/>
+              <w:rPr>
+                <w:rFonts w:ascii="標楷體" w:eastAsia="標楷體" w:hAnsi="標楷體" w:cs="新細明體"/>
+                <w:kern w:val="0"/>
+                <w:szCs w:val="24"/>
+              </w:rPr>
+            </w:pPr>
+            <w:r>
+              <w:rPr>
+                <w:rFonts w:ascii="標楷體" w:eastAsia="標楷體" w:hAnsi="標楷體" w:cs="新細明體"/>
+                <w:kern w:val="0"/>
+                <w:szCs w:val="24"/>
+              </w:rPr>
+              <w:t>/lineSendMessage</w:t>
+            </w:r>
+          </w:p>
+        </w:tc>
+        <w:tc>
+          <w:tcPr>
+            <w:tcW w:w="1842" w:type="dxa"/>
+          </w:tcPr>
+          <w:p>
+            <w:pPr>
+              <w:widowControl/>
+              <w:rPr>
+                <w:rFonts w:ascii="標楷體" w:eastAsia="標楷體" w:hAnsi="標楷體" w:cs="新細明體"/>
+                <w:kern w:val="0"/>
+                <w:szCs w:val="24"/>
+              </w:rPr>
+            </w:pPr>
+            <w:r>
+              <w:rPr>
+                <w:rFonts w:ascii="標楷體" w:eastAsia="標楷體" w:hAnsi="標楷體" w:cs="新細明體"/>
+                <w:kern w:val="0"/>
+                <w:szCs w:val="24"/>
+              </w:rPr>
+              <w:t>通訊</w:t>
+            </w:r>
+          </w:p>
+        </w:tc>
+        <w:tc>
+          <w:tcPr>
+            <w:tcW w:w="3828" w:type="dxa"/>
+          </w:tcPr>
+          <w:p>
+            <w:pPr>
+              <w:widowControl/>
+              <w:rPr>
+                <w:rFonts w:ascii="標楷體" w:eastAsia="標楷體" w:hAnsi="標楷體" w:cs="新細明體"/>
+                <w:kern w:val="0"/>
+                <w:szCs w:val="24"/>
+              </w:rPr>
+            </w:pPr>
+            <w:r>
+              <w:rPr>
+                <w:rFonts w:ascii="標楷體" w:eastAsia="標楷體" w:hAnsi="標楷體" w:cs="新細明體" w:hint="eastAsia"/>
+                <w:kern w:val="0"/>
+                <w:szCs w:val="24"/>
+              </w:rPr>
+              <w:t>傳送訊息到 LINE Bot</w:t>
+            </w:r>
+          </w:p>
+        </w:tc>
+        <w:tc>
+          <w:tcPr>
+            <w:tcW w:w="1842" w:type="dxa"/>
+          </w:tcPr>
+          <w:p>
+            <w:pPr>
+              <w:widowControl/>
+              <w:rPr>
+                <w:rFonts w:ascii="標楷體" w:eastAsia="標楷體" w:hAnsi="標楷體" w:cs="新細明體"/>
+                <w:kern w:val="0"/>
+                <w:szCs w:val="24"/>
+              </w:rPr>
+            </w:pPr>
+            <w:r>
+              <w:rPr>
+                <w:rFonts w:ascii="標楷體" w:eastAsia="標楷體" w:hAnsi="標楷體" w:cs="新細明體"/>
+                <w:kern w:val="0"/>
+                <w:szCs w:val="24"/>
+              </w:rPr>
+              <w:t>中</w:t>
+            </w:r>
+          </w:p>
+        </w:tc>
+      </w:tr>
     </w:tbl>
     <w:p>
       <w:pPr>
@@ -12186,7 +12808,6 @@
           <w:kern w:val="0"/>
           <w:szCs w:val="24"/>
         </w:rPr>
-        <w:lastRenderedPageBreak/>
         <w:t>5.3 原子執行規則（Atomic Execution Rule）</w:t>
       </w:r>
     </w:p>
@@ -12541,6 +13162,7 @@
           <w:kern w:val="0"/>
           <w:szCs w:val="24"/>
         </w:rPr>
+        <w:lastRenderedPageBreak/>
         <w:t xml:space="preserve">    "type"</w:t>
       </w:r>
       <w:r>
@@ -13626,7 +14248,6 @@
           <w:kern w:val="0"/>
           <w:szCs w:val="24"/>
         </w:rPr>
-        <w:lastRenderedPageBreak/>
         <w:t>5.4 最長有效前綴規則（Longest Valid Prefix）</w:t>
       </w:r>
     </w:p>
@@ -13824,6 +14445,7 @@
           <w:kern w:val="0"/>
           <w:szCs w:val="24"/>
         </w:rPr>
+        <w:lastRenderedPageBreak/>
         <w:t>為了防止 AI 擅自修改硬體狀態，fuClaw 設有以下確認規則：</w:t>
       </w:r>
     </w:p>
@@ -14123,7 +14745,6 @@
           <w:kern w:val="0"/>
           <w:szCs w:val="24"/>
         </w:rPr>
-        <w:lastRenderedPageBreak/>
         <w:t>5.7 教學重點與討論題</w:t>
       </w:r>
     </w:p>
@@ -14396,7 +15017,6 @@
           <w:sz w:val="27"/>
           <w:szCs w:val="27"/>
         </w:rPr>
-        <w:lastRenderedPageBreak/>
         <w:t>第 6 章　自主評估與連貫工作流</w:t>
       </w:r>
     </w:p>
@@ -14530,6 +15150,7 @@
           <w:kern w:val="0"/>
           <w:szCs w:val="24"/>
         </w:rPr>
+        <w:lastRenderedPageBreak/>
         <w:t>6.2 OODA 循環在 fuClaw 中的實現</w:t>
       </w:r>
     </w:p>
@@ -15195,7 +15816,6 @@
           <w:kern w:val="0"/>
           <w:szCs w:val="24"/>
         </w:rPr>
-        <w:lastRenderedPageBreak/>
         <w:t>C++</w:t>
       </w:r>
     </w:p>
@@ -15910,6 +16530,7 @@
           <w:kern w:val="0"/>
           <w:szCs w:val="24"/>
         </w:rPr>
+        <w:lastRenderedPageBreak/>
         <w:t xml:space="preserve">    String response </w:t>
       </w:r>
       <w:r>
@@ -16553,7 +17174,6 @@
           <w:kern w:val="0"/>
           <w:szCs w:val="24"/>
         </w:rPr>
-        <w:lastRenderedPageBreak/>
         <w:t>6.5 "NONE" 哨兵機制</w:t>
       </w:r>
     </w:p>
@@ -16702,6 +17322,7 @@
           <w:kern w:val="0"/>
           <w:szCs w:val="24"/>
         </w:rPr>
+        <w:lastRenderedPageBreak/>
         <w:t>6.6 任務鏈（Task Chaining）完整範例</w:t>
       </w:r>
     </w:p>
@@ -17016,7 +17637,6 @@
           <w:b/>
           <w:bCs/>
         </w:rPr>
-        <w:lastRenderedPageBreak/>
         <w:t>第 7 章　MQTT 與多通道通訊架構</w:t>
       </w:r>
       <w:r>
@@ -17156,6 +17776,7 @@
         <w:rPr>
           <w:rFonts w:ascii="標楷體" w:eastAsia="標楷體" w:hAnsi="標楷體"/>
         </w:rPr>
+        <w:lastRenderedPageBreak/>
         <w:t>三種通道可同時運行，互不干擾，這大大提升了 fuClaw 的實用性與可擴展性。</w:t>
       </w:r>
     </w:p>
@@ -17359,7 +17980,6 @@
         <w:rPr>
           <w:rFonts w:ascii="標楷體" w:eastAsia="標楷體" w:hAnsi="標楷體"/>
         </w:rPr>
-        <w:lastRenderedPageBreak/>
         <w:t>7.2.2 核心程式碼解析</w:t>
       </w:r>
     </w:p>
@@ -18444,7 +19064,6 @@
         <w:rPr>
           <w:rFonts w:ascii="標楷體" w:eastAsia="標楷體" w:hAnsi="標楷體"/>
         </w:rPr>
-        <w:lastRenderedPageBreak/>
         <w:t>自動重連機制</w:t>
       </w:r>
       <w:proofErr w:type="gramEnd"/>
@@ -18623,6 +19242,7 @@
         <w:rPr>
           <w:rFonts w:ascii="標楷體" w:eastAsia="標楷體" w:hAnsi="標楷體"/>
         </w:rPr>
+        <w:lastRenderedPageBreak/>
         <w:t>7.4 實際應用場景</w:t>
       </w:r>
     </w:p>
@@ -18879,7 +19499,6 @@
         <w:rPr>
           <w:rFonts w:ascii="標楷體" w:eastAsia="標楷體" w:hAnsi="標楷體"/>
         </w:rPr>
-        <w:lastRenderedPageBreak/>
         <w:t>7.6 教學重點與討論題</w:t>
       </w:r>
     </w:p>
@@ -19129,7 +19748,6 @@
           <w:sz w:val="27"/>
           <w:szCs w:val="27"/>
         </w:rPr>
-        <w:lastRenderedPageBreak/>
         <w:t>第 8 章　防盜偵測技能實作 SOP</w:t>
       </w:r>
     </w:p>
@@ -19386,6 +20004,7 @@
                 <w:kern w:val="0"/>
                 <w:szCs w:val="24"/>
               </w:rPr>
+              <w:lastRenderedPageBreak/>
               <w:t>步驟</w:t>
             </w:r>
           </w:p>
@@ -20253,7 +20872,6 @@
           <w:kern w:val="0"/>
           <w:szCs w:val="24"/>
         </w:rPr>
-        <w:lastRenderedPageBreak/>
         <w:t>Step 1 的 /vision 已</w:t>
       </w:r>
       <w:proofErr w:type="gramStart"/>
@@ -20622,6 +21240,7 @@
           <w:kern w:val="0"/>
           <w:szCs w:val="24"/>
         </w:rPr>
+        <w:lastRenderedPageBreak/>
         <w:t>MUST OUTPUT EXACT JSON ARRAY ONLY</w:t>
       </w:r>
     </w:p>
@@ -21293,7 +21912,6 @@
           <w:kern w:val="0"/>
           <w:szCs w:val="24"/>
         </w:rPr>
-        <w:lastRenderedPageBreak/>
         <w:t xml:space="preserve">  </w:t>
       </w:r>
       <w:proofErr w:type="gramStart"/>
@@ -21677,6 +22295,7 @@
           <w:kern w:val="0"/>
           <w:szCs w:val="24"/>
         </w:rPr>
+        <w:lastRenderedPageBreak/>
         <w:t>創意</w:t>
       </w:r>
       <w:r>
@@ -21842,7 +22461,7 @@
     <w:p>
       <w:pPr>
         <w:rPr>
-          <w:rFonts w:ascii="標楷體" w:eastAsia="標楷體" w:hAnsi="標楷體" w:hint="eastAsia"/>
+          <w:rFonts w:ascii="標楷體" w:eastAsia="標楷體" w:hAnsi="標楷體"/>
         </w:rPr>
       </w:pPr>
     </w:p>
@@ -21860,7 +22479,6 @@
           <w:b/>
           <w:bCs/>
         </w:rPr>
-        <w:lastRenderedPageBreak/>
         <w:t>第 9 章　技術侷限、效能分析與教學反思</w:t>
       </w:r>
     </w:p>
@@ -21926,6 +22544,7 @@
         <w:rPr>
           <w:rFonts w:ascii="標楷體" w:eastAsia="標楷體" w:hAnsi="標楷體"/>
         </w:rPr>
+        <w:lastRenderedPageBreak/>
         <w:t>9.2.1 記憶體管理與堆積碎片化</w:t>
       </w:r>
     </w:p>
@@ -22154,7 +22773,6 @@
         <w:rPr>
           <w:rFonts w:ascii="標楷體" w:eastAsia="標楷體" w:hAnsi="標楷體"/>
         </w:rPr>
-        <w:lastRenderedPageBreak/>
         <w:t>在關鍵操作前手動釋放暫存變數</w:t>
       </w:r>
     </w:p>
@@ -22263,6 +22881,7 @@
           <w:rStyle w:val="a3"/>
           <w:rFonts w:ascii="標楷體" w:eastAsia="標楷體" w:hAnsi="標楷體"/>
         </w:rPr>
+        <w:lastRenderedPageBreak/>
         <w:t>建議</w:t>
       </w:r>
       <w:r>
@@ -22482,7 +23101,6 @@
         <w:rPr>
           <w:rFonts w:ascii="標楷體" w:eastAsia="標楷體" w:hAnsi="標楷體"/>
         </w:rPr>
-        <w:lastRenderedPageBreak/>
         <w:t>9.2.4 效能瓶頸</w:t>
       </w:r>
     </w:p>
@@ -22808,6 +23426,7 @@
           <w:rStyle w:val="a3"/>
           <w:rFonts w:ascii="標楷體" w:eastAsia="標楷體" w:hAnsi="標楷體"/>
         </w:rPr>
+        <w:lastRenderedPageBreak/>
         <w:t>記憶體碎片化</w:t>
       </w:r>
       <w:r>
@@ -23116,7 +23735,6 @@
           <w:sz w:val="27"/>
           <w:szCs w:val="27"/>
         </w:rPr>
-        <w:lastRenderedPageBreak/>
         <w:t>第 10 章　結論與未來展望</w:t>
       </w:r>
     </w:p>
@@ -23327,6 +23945,7 @@
           <w:kern w:val="0"/>
           <w:szCs w:val="24"/>
         </w:rPr>
+        <w:lastRenderedPageBreak/>
         <w:t>fuClaw 的核心價值在於</w:t>
       </w:r>
       <w:r>
@@ -23635,7 +24254,6 @@
           <w:kern w:val="0"/>
           <w:szCs w:val="24"/>
         </w:rPr>
-        <w:lastRenderedPageBreak/>
         <w:t>本地化推理</w:t>
       </w:r>
       <w:r>
@@ -23871,6 +24489,7 @@
           <w:kern w:val="0"/>
           <w:szCs w:val="24"/>
         </w:rPr>
+        <w:lastRenderedPageBreak/>
         <w:t>我們期待更多研究者與學生在 fuClaw 的基礎上繼續探索嵌入式 AI 的無限可能。</w:t>
       </w:r>
     </w:p>
@@ -24016,7 +24635,6 @@
           <w:sz w:val="27"/>
           <w:szCs w:val="27"/>
         </w:rPr>
-        <w:lastRenderedPageBreak/>
         <w:t>附錄 A　常見</w:t>
       </w:r>
       <w:proofErr w:type="gramStart"/>
@@ -24380,6 +24998,7 @@
                 <w:kern w:val="0"/>
                 <w:szCs w:val="24"/>
               </w:rPr>
+              <w:lastRenderedPageBreak/>
               <w:t>Previous image does not exist</w:t>
             </w:r>
           </w:p>
@@ -25102,7 +25721,6 @@
           <w:kern w:val="0"/>
           <w:szCs w:val="24"/>
         </w:rPr>
-        <w:lastRenderedPageBreak/>
         <w:t>Q3：如何在不重新燒錄韌體的情況下新增新的硬體裝置？</w:t>
       </w:r>
       <w:r>
@@ -25315,6 +25933,7 @@
           <w:kern w:val="0"/>
           <w:szCs w:val="24"/>
         </w:rPr>
+        <w:lastRenderedPageBreak/>
         <w:t>RTC 時間是否正確（執行 /syncrtc）</w:t>
       </w:r>
     </w:p>
@@ -25725,11 +26344,9 @@
     <w:p>
       <w:pPr>
         <w:rPr>
-          <w:rFonts w:ascii="標楷體" w:eastAsia="標楷體" w:hAnsi="標楷體" w:hint="eastAsia"/>
-        </w:rPr>
-      </w:pPr>
-      <w:bookmarkStart w:id="0" w:name="_GoBack"/>
-      <w:bookmarkEnd w:id="0"/>
+          <w:rFonts w:ascii="標楷體" w:eastAsia="標楷體" w:hAnsi="標楷體"/>
+        </w:rPr>
+      </w:pPr>
     </w:p>
     <w:p>
       <w:pPr>
@@ -25754,7 +26371,6 @@
           <w:sz w:val="27"/>
           <w:szCs w:val="27"/>
         </w:rPr>
-        <w:lastRenderedPageBreak/>
         <w:t>附錄 B　延伸實作挑戰題庫</w:t>
       </w:r>
     </w:p>
@@ -25911,6 +26527,7 @@
           <w:kern w:val="0"/>
           <w:szCs w:val="24"/>
         </w:rPr>
+        <w:lastRenderedPageBreak/>
         <w:t>安全機制測試</w:t>
       </w:r>
       <w:r>
@@ -26311,7 +26928,6 @@
           <w:kern w:val="0"/>
           <w:szCs w:val="24"/>
         </w:rPr>
-        <w:lastRenderedPageBreak/>
         <w:t>記憶體自動優化</w:t>
       </w:r>
       <w:r>
@@ -26603,6 +27219,7 @@
           <w:kern w:val="0"/>
           <w:szCs w:val="24"/>
         </w:rPr>
+        <w:lastRenderedPageBreak/>
         <w:t>完整智慧家居系統</w:t>
       </w:r>
       <w:r>
@@ -26771,6 +27388,44 @@
     </w:sectPr>
   </w:body>
 </w:document>
+</file>
+
+<file path=word/endnotes.xml><?xml version="1.0" encoding="utf-8"?>
+<w:endnotes xmlns:wpc="http://schemas.microsoft.com/office/word/2010/wordprocessingCanvas" xmlns:cx="http://schemas.microsoft.com/office/drawing/2014/chartex" xmlns:cx1="http://schemas.microsoft.com/office/drawing/2015/9/8/chartex" xmlns:cx2="http://schemas.microsoft.com/office/drawing/2015/10/21/chartex" xmlns:cx3="http://schemas.microsoft.com/office/drawing/2016/5/9/chartex" xmlns:cx4="http://schemas.microsoft.com/office/drawing/2016/5/10/chartex" xmlns:cx5="http://schemas.microsoft.com/office/drawing/2016/5/11/chartex" xmlns:cx6="http://schemas.microsoft.com/office/drawing/2016/5/12/chartex" xmlns:cx7="http://schemas.microsoft.com/office/drawing/2016/5/13/chartex" xmlns:cx8="http://schemas.microsoft.com/office/drawing/2016/5/14/chartex" xmlns:mc="http://schemas.openxmlformats.org/markup-compatibility/2006" xmlns:aink="http://schemas.microsoft.com/office/drawing/2016/ink" xmlns:am3d="http://schemas.microsoft.com/office/drawing/2017/model3d" xmlns:o="urn:schemas-microsoft-com:office:office" xmlns:r="http://schemas.openxmlformats.org/officeDocument/2006/relationships" xmlns:m="http://schemas.openxmlformats.org/officeDocument/2006/math" xmlns:v="urn:schemas-microsoft-com:vml" xmlns:wp14="http://schemas.microsoft.com/office/word/2010/wordprocessingDrawing" xmlns:wp="http://schemas.openxmlformats.org/drawingml/2006/wordprocessingDrawing" xmlns:w10="urn:schemas-microsoft-com:office:word" xmlns:w="http://schemas.openxmlformats.org/wordprocessingml/2006/main" xmlns:w14="http://schemas.microsoft.com/office/word/2010/wordml" xmlns:w15="http://schemas.microsoft.com/office/word/2012/wordml" xmlns:w16cid="http://schemas.microsoft.com/office/word/2016/wordml/cid" xmlns:w16se="http://schemas.microsoft.com/office/word/2015/wordml/symex" xmlns:wpg="http://schemas.microsoft.com/office/word/2010/wordprocessingGroup" xmlns:wpi="http://schemas.microsoft.com/office/word/2010/wordprocessingInk" xmlns:wne="http://schemas.microsoft.com/office/word/2006/wordml" xmlns:wps="http://schemas.microsoft.com/office/word/2010/wordprocessingShape" mc:Ignorable="w14 w15 w16se w16cid wp14">
+  <w:endnote w:type="separator" w:id="-1">
+    <w:p>
+      <w:r>
+        <w:separator/>
+      </w:r>
+    </w:p>
+  </w:endnote>
+  <w:endnote w:type="continuationSeparator" w:id="0">
+    <w:p>
+      <w:r>
+        <w:continuationSeparator/>
+      </w:r>
+    </w:p>
+  </w:endnote>
+</w:endnotes>
+</file>
+
+<file path=word/footnotes.xml><?xml version="1.0" encoding="utf-8"?>
+<w:footnotes xmlns:wpc="http://schemas.microsoft.com/office/word/2010/wordprocessingCanvas" xmlns:cx="http://schemas.microsoft.com/office/drawing/2014/chartex" xmlns:cx1="http://schemas.microsoft.com/office/drawing/2015/9/8/chartex" xmlns:cx2="http://schemas.microsoft.com/office/drawing/2015/10/21/chartex" xmlns:cx3="http://schemas.microsoft.com/office/drawing/2016/5/9/chartex" xmlns:cx4="http://schemas.microsoft.com/office/drawing/2016/5/10/chartex" xmlns:cx5="http://schemas.microsoft.com/office/drawing/2016/5/11/chartex" xmlns:cx6="http://schemas.microsoft.com/office/drawing/2016/5/12/chartex" xmlns:cx7="http://schemas.microsoft.com/office/drawing/2016/5/13/chartex" xmlns:cx8="http://schemas.microsoft.com/office/drawing/2016/5/14/chartex" xmlns:mc="http://schemas.openxmlformats.org/markup-compatibility/2006" xmlns:aink="http://schemas.microsoft.com/office/drawing/2016/ink" xmlns:am3d="http://schemas.microsoft.com/office/drawing/2017/model3d" xmlns:o="urn:schemas-microsoft-com:office:office" xmlns:r="http://schemas.openxmlformats.org/officeDocument/2006/relationships" xmlns:m="http://schemas.openxmlformats.org/officeDocument/2006/math" xmlns:v="urn:schemas-microsoft-com:vml" xmlns:wp14="http://schemas.microsoft.com/office/word/2010/wordprocessingDrawing" xmlns:wp="http://schemas.openxmlformats.org/drawingml/2006/wordprocessingDrawing" xmlns:w10="urn:schemas-microsoft-com:office:word" xmlns:w="http://schemas.openxmlformats.org/wordprocessingml/2006/main" xmlns:w14="http://schemas.microsoft.com/office/word/2010/wordml" xmlns:w15="http://schemas.microsoft.com/office/word/2012/wordml" xmlns:w16cid="http://schemas.microsoft.com/office/word/2016/wordml/cid" xmlns:w16se="http://schemas.microsoft.com/office/word/2015/wordml/symex" xmlns:wpg="http://schemas.microsoft.com/office/word/2010/wordprocessingGroup" xmlns:wpi="http://schemas.microsoft.com/office/word/2010/wordprocessingInk" xmlns:wne="http://schemas.microsoft.com/office/word/2006/wordml" xmlns:wps="http://schemas.microsoft.com/office/word/2010/wordprocessingShape" mc:Ignorable="w14 w15 w16se w16cid wp14">
+  <w:footnote w:type="separator" w:id="-1">
+    <w:p>
+      <w:r>
+        <w:separator/>
+      </w:r>
+    </w:p>
+  </w:footnote>
+  <w:footnote w:type="continuationSeparator" w:id="0">
+    <w:p>
+      <w:r>
+        <w:continuationSeparator/>
+      </w:r>
+    </w:p>
+  </w:footnote>
+</w:footnotes>
 </file>
 
 <file path=word/numbering.xml><?xml version="1.0" encoding="utf-8"?>
@@ -35998,6 +36653,66 @@
       </w:tblBorders>
     </w:tblPr>
   </w:style>
+  <w:style w:type="paragraph" w:styleId="a6">
+    <w:name w:val="header"/>
+    <w:basedOn w:val="a"/>
+    <w:link w:val="a7"/>
+    <w:uiPriority w:val="99"/>
+    <w:unhideWhenUsed/>
+    <w:rsid w:val="00BD054E"/>
+    <w:pPr>
+      <w:tabs>
+        <w:tab w:val="center" w:pos="4153"/>
+        <w:tab w:val="right" w:pos="8306"/>
+      </w:tabs>
+      <w:snapToGrid w:val="0"/>
+    </w:pPr>
+    <w:rPr>
+      <w:sz w:val="20"/>
+      <w:szCs w:val="20"/>
+    </w:rPr>
+  </w:style>
+  <w:style w:type="character" w:customStyle="1" w:styleId="a7">
+    <w:name w:val="頁首 字元"/>
+    <w:basedOn w:val="a0"/>
+    <w:link w:val="a6"/>
+    <w:uiPriority w:val="99"/>
+    <w:rsid w:val="00BD054E"/>
+    <w:rPr>
+      <w:sz w:val="20"/>
+      <w:szCs w:val="20"/>
+    </w:rPr>
+  </w:style>
+  <w:style w:type="paragraph" w:styleId="a8">
+    <w:name w:val="footer"/>
+    <w:basedOn w:val="a"/>
+    <w:link w:val="a9"/>
+    <w:uiPriority w:val="99"/>
+    <w:unhideWhenUsed/>
+    <w:rsid w:val="00BD054E"/>
+    <w:pPr>
+      <w:tabs>
+        <w:tab w:val="center" w:pos="4153"/>
+        <w:tab w:val="right" w:pos="8306"/>
+      </w:tabs>
+      <w:snapToGrid w:val="0"/>
+    </w:pPr>
+    <w:rPr>
+      <w:sz w:val="20"/>
+      <w:szCs w:val="20"/>
+    </w:rPr>
+  </w:style>
+  <w:style w:type="character" w:customStyle="1" w:styleId="a9">
+    <w:name w:val="頁尾 字元"/>
+    <w:basedOn w:val="a0"/>
+    <w:link w:val="a8"/>
+    <w:uiPriority w:val="99"/>
+    <w:rsid w:val="00BD054E"/>
+    <w:rPr>
+      <w:sz w:val="20"/>
+      <w:szCs w:val="20"/>
+    </w:rPr>
+  </w:style>
 </w:styles>
 </file>
 
